--- a/resources/templates/KETERANGAN USAHA.docx
+++ b/resources/templates/KETERANGAN USAHA.docx
@@ -1,11 +1,11 @@
 
 <file path=word/document.xml><?xml version="1.0" encoding="utf-8"?>
-<w:document xmlns:wpc="http://schemas.microsoft.com/office/word/2010/wordprocessingCanvas" xmlns:cx="http://schemas.microsoft.com/office/drawing/2014/chartex" xmlns:cx1="http://schemas.microsoft.com/office/drawing/2015/9/8/chartex" xmlns:mc="http://schemas.openxmlformats.org/markup-compatibility/2006" xmlns:o="urn:schemas-microsoft-com:office:office" xmlns:r="http://schemas.openxmlformats.org/officeDocument/2006/relationships" xmlns:m="http://schemas.openxmlformats.org/officeDocument/2006/math" xmlns:v="urn:schemas-microsoft-com:vml" xmlns:wp14="http://schemas.microsoft.com/office/word/2010/wordprocessingDrawing" xmlns:wp="http://schemas.openxmlformats.org/drawingml/2006/wordprocessingDrawing" xmlns:w10="urn:schemas-microsoft-com:office:word" xmlns:w="http://schemas.openxmlformats.org/wordprocessingml/2006/main" xmlns:w14="http://schemas.microsoft.com/office/word/2010/wordml" xmlns:w15="http://schemas.microsoft.com/office/word/2012/wordml" xmlns:w16se="http://schemas.microsoft.com/office/word/2015/wordml/symex" xmlns:wpg="http://schemas.microsoft.com/office/word/2010/wordprocessingGroup" xmlns:wpi="http://schemas.microsoft.com/office/word/2010/wordprocessingInk" xmlns:wne="http://schemas.microsoft.com/office/word/2006/wordml" xmlns:wps="http://schemas.microsoft.com/office/word/2010/wordprocessingShape" mc:Ignorable="w14 w15 w16se wp14">
+<w:document xmlns:wpc="http://schemas.microsoft.com/office/word/2010/wordprocessingCanvas" xmlns:cx="http://schemas.microsoft.com/office/drawing/2014/chartex" xmlns:cx1="http://schemas.microsoft.com/office/drawing/2015/9/8/chartex" xmlns:cx2="http://schemas.microsoft.com/office/drawing/2015/10/21/chartex" xmlns:cx3="http://schemas.microsoft.com/office/drawing/2016/5/9/chartex" xmlns:cx4="http://schemas.microsoft.com/office/drawing/2016/5/10/chartex" xmlns:cx5="http://schemas.microsoft.com/office/drawing/2016/5/11/chartex" xmlns:cx6="http://schemas.microsoft.com/office/drawing/2016/5/12/chartex" xmlns:cx7="http://schemas.microsoft.com/office/drawing/2016/5/13/chartex" xmlns:cx8="http://schemas.microsoft.com/office/drawing/2016/5/14/chartex" xmlns:mc="http://schemas.openxmlformats.org/markup-compatibility/2006" xmlns:aink="http://schemas.microsoft.com/office/drawing/2016/ink" xmlns:am3d="http://schemas.microsoft.com/office/drawing/2017/model3d" xmlns:o="urn:schemas-microsoft-com:office:office" xmlns:oel="http://schemas.microsoft.com/office/2019/extlst" xmlns:r="http://schemas.openxmlformats.org/officeDocument/2006/relationships" xmlns:m="http://schemas.openxmlformats.org/officeDocument/2006/math" xmlns:v="urn:schemas-microsoft-com:vml" xmlns:wp14="http://schemas.microsoft.com/office/word/2010/wordprocessingDrawing" xmlns:wp="http://schemas.openxmlformats.org/drawingml/2006/wordprocessingDrawing" xmlns:w10="urn:schemas-microsoft-com:office:word" xmlns:w="http://schemas.openxmlformats.org/wordprocessingml/2006/main" xmlns:w14="http://schemas.microsoft.com/office/word/2010/wordml" xmlns:w15="http://schemas.microsoft.com/office/word/2012/wordml" xmlns:w16cex="http://schemas.microsoft.com/office/word/2018/wordml/cex" xmlns:w16cid="http://schemas.microsoft.com/office/word/2016/wordml/cid" xmlns:w16="http://schemas.microsoft.com/office/word/2018/wordml" xmlns:w16du="http://schemas.microsoft.com/office/word/2023/wordml/word16du" xmlns:w16sdtdh="http://schemas.microsoft.com/office/word/2020/wordml/sdtdatahash" xmlns:w16sdtfl="http://schemas.microsoft.com/office/word/2024/wordml/sdtformatlock" xmlns:w16se="http://schemas.microsoft.com/office/word/2015/wordml/symex" xmlns:wpg="http://schemas.microsoft.com/office/word/2010/wordprocessingGroup" xmlns:wpi="http://schemas.microsoft.com/office/word/2010/wordprocessingInk" xmlns:wne="http://schemas.microsoft.com/office/word/2006/wordml" xmlns:wps="http://schemas.microsoft.com/office/word/2010/wordprocessingShape" mc:Ignorable="w14 w15 w16se w16cid w16 w16cex w16sdtdh w16sdtfl w16du wp14">
   <w:body>
     <w:p>
       <w:pPr>
         <w:pStyle w:val="Title"/>
-        <w:ind w:firstLine="720"/>
+        <w:ind w:left="2160" w:firstLine="720"/>
         <w:jc w:val="left"/>
         <w:rPr>
           <w:rFonts w:ascii="Arial" w:hAnsi="Arial" w:cs="Arial"/>
@@ -20,7 +20,7 @@
           <w:szCs w:val="22"/>
         </w:rPr>
         <w:drawing>
-          <wp:anchor distT="0" distB="0" distL="114300" distR="114300" simplePos="0" relativeHeight="251657216" behindDoc="0" locked="0" layoutInCell="1" allowOverlap="1">
+          <wp:anchor distT="0" distB="0" distL="114300" distR="114300" simplePos="0" relativeHeight="251657216" behindDoc="0" locked="0" layoutInCell="1" allowOverlap="1" wp14:anchorId="1FA1B316" wp14:editId="196024AB">
             <wp:simplePos x="0" y="0"/>
             <wp:positionH relativeFrom="column">
               <wp:posOffset>-240140</wp:posOffset>
@@ -163,7 +163,7 @@
           <w:rFonts w:ascii="Arial" w:hAnsi="Arial" w:cs="Arial"/>
           <w:noProof/>
         </w:rPr>
-        <w:pict>
+        <w:pict w14:anchorId="186B6726">
           <v:line id="_x0000_s1027" style="position:absolute;z-index:251659264" from="-12.3pt,10.15pt" to="478.55pt,10.15pt" strokeweight="4.5pt">
             <v:stroke linestyle="thickThin"/>
           </v:line>
@@ -223,13 +223,33 @@
           <w:b w:val="0"/>
         </w:rPr>
       </w:pPr>
-      <w:r>
-        <w:rPr>
-          <w:rStyle w:val="Strong"/>
-          <w:rFonts w:ascii="Arial" w:hAnsi="Arial" w:cs="Arial"/>
-          <w:b w:val="0"/>
-        </w:rPr>
-        <w:t>Nomor : 138/</w:t>
+      <w:proofErr w:type="spellStart"/>
+      <w:proofErr w:type="gramStart"/>
+      <w:r>
+        <w:rPr>
+          <w:rStyle w:val="Strong"/>
+          <w:rFonts w:ascii="Arial" w:hAnsi="Arial" w:cs="Arial"/>
+          <w:b w:val="0"/>
+        </w:rPr>
+        <w:t>Nomor</w:t>
+      </w:r>
+      <w:proofErr w:type="spellEnd"/>
+      <w:r>
+        <w:rPr>
+          <w:rStyle w:val="Strong"/>
+          <w:rFonts w:ascii="Arial" w:hAnsi="Arial" w:cs="Arial"/>
+          <w:b w:val="0"/>
+        </w:rPr>
+        <w:t xml:space="preserve"> :</w:t>
+      </w:r>
+      <w:proofErr w:type="gramEnd"/>
+      <w:r>
+        <w:rPr>
+          <w:rStyle w:val="Strong"/>
+          <w:rFonts w:ascii="Arial" w:hAnsi="Arial" w:cs="Arial"/>
+          <w:b w:val="0"/>
+        </w:rPr>
+        <w:t xml:space="preserve"> 138/</w:t>
       </w:r>
       <w:r>
         <w:rPr>
@@ -291,23 +311,205 @@
           <w:rFonts w:ascii="Arial" w:hAnsi="Arial" w:cs="Arial"/>
           <w:b w:val="0"/>
         </w:rPr>
-        <w:t xml:space="preserve">Yang bertanda tangan dibawah ini </w:t>
-      </w:r>
-      <w:r>
-        <w:rPr>
-          <w:rStyle w:val="Strong"/>
-          <w:rFonts w:ascii="Arial" w:hAnsi="Arial" w:cs="Arial"/>
-        </w:rPr>
-        <w:t>Kepala Desa Sidodadi</w:t>
-      </w:r>
-      <w:r>
-        <w:rPr>
-          <w:rStyle w:val="Strong"/>
-          <w:rFonts w:ascii="Arial" w:hAnsi="Arial" w:cs="Arial"/>
-          <w:b w:val="0"/>
-        </w:rPr>
-        <w:t xml:space="preserve"> Kecamatan Lawang Kabupaten Malang, menerangkan bahwa :</w:t>
-      </w:r>
+        <w:t xml:space="preserve">Yang </w:t>
+      </w:r>
+      <w:proofErr w:type="spellStart"/>
+      <w:r>
+        <w:rPr>
+          <w:rStyle w:val="Strong"/>
+          <w:rFonts w:ascii="Arial" w:hAnsi="Arial" w:cs="Arial"/>
+          <w:b w:val="0"/>
+        </w:rPr>
+        <w:t>bertanda</w:t>
+      </w:r>
+      <w:proofErr w:type="spellEnd"/>
+      <w:r>
+        <w:rPr>
+          <w:rStyle w:val="Strong"/>
+          <w:rFonts w:ascii="Arial" w:hAnsi="Arial" w:cs="Arial"/>
+          <w:b w:val="0"/>
+        </w:rPr>
+        <w:t xml:space="preserve"> </w:t>
+      </w:r>
+      <w:proofErr w:type="spellStart"/>
+      <w:r>
+        <w:rPr>
+          <w:rStyle w:val="Strong"/>
+          <w:rFonts w:ascii="Arial" w:hAnsi="Arial" w:cs="Arial"/>
+          <w:b w:val="0"/>
+        </w:rPr>
+        <w:t>tangan</w:t>
+      </w:r>
+      <w:proofErr w:type="spellEnd"/>
+      <w:r>
+        <w:rPr>
+          <w:rStyle w:val="Strong"/>
+          <w:rFonts w:ascii="Arial" w:hAnsi="Arial" w:cs="Arial"/>
+          <w:b w:val="0"/>
+        </w:rPr>
+        <w:t xml:space="preserve"> </w:t>
+      </w:r>
+      <w:proofErr w:type="spellStart"/>
+      <w:r>
+        <w:rPr>
+          <w:rStyle w:val="Strong"/>
+          <w:rFonts w:ascii="Arial" w:hAnsi="Arial" w:cs="Arial"/>
+          <w:b w:val="0"/>
+        </w:rPr>
+        <w:t>dibawah</w:t>
+      </w:r>
+      <w:proofErr w:type="spellEnd"/>
+      <w:r>
+        <w:rPr>
+          <w:rStyle w:val="Strong"/>
+          <w:rFonts w:ascii="Arial" w:hAnsi="Arial" w:cs="Arial"/>
+          <w:b w:val="0"/>
+        </w:rPr>
+        <w:t xml:space="preserve"> </w:t>
+      </w:r>
+      <w:proofErr w:type="spellStart"/>
+      <w:r>
+        <w:rPr>
+          <w:rStyle w:val="Strong"/>
+          <w:rFonts w:ascii="Arial" w:hAnsi="Arial" w:cs="Arial"/>
+          <w:b w:val="0"/>
+        </w:rPr>
+        <w:t>ini</w:t>
+      </w:r>
+      <w:proofErr w:type="spellEnd"/>
+      <w:r>
+        <w:rPr>
+          <w:rStyle w:val="Strong"/>
+          <w:rFonts w:ascii="Arial" w:hAnsi="Arial" w:cs="Arial"/>
+          <w:b w:val="0"/>
+        </w:rPr>
+        <w:t xml:space="preserve"> </w:t>
+      </w:r>
+      <w:proofErr w:type="spellStart"/>
+      <w:r>
+        <w:rPr>
+          <w:rStyle w:val="Strong"/>
+          <w:rFonts w:ascii="Arial" w:hAnsi="Arial" w:cs="Arial"/>
+        </w:rPr>
+        <w:t>Kepala</w:t>
+      </w:r>
+      <w:proofErr w:type="spellEnd"/>
+      <w:r>
+        <w:rPr>
+          <w:rStyle w:val="Strong"/>
+          <w:rFonts w:ascii="Arial" w:hAnsi="Arial" w:cs="Arial"/>
+        </w:rPr>
+        <w:t xml:space="preserve"> Desa </w:t>
+      </w:r>
+      <w:proofErr w:type="spellStart"/>
+      <w:r>
+        <w:rPr>
+          <w:rStyle w:val="Strong"/>
+          <w:rFonts w:ascii="Arial" w:hAnsi="Arial" w:cs="Arial"/>
+        </w:rPr>
+        <w:t>Sidodadi</w:t>
+      </w:r>
+      <w:proofErr w:type="spellEnd"/>
+      <w:r>
+        <w:rPr>
+          <w:rStyle w:val="Strong"/>
+          <w:rFonts w:ascii="Arial" w:hAnsi="Arial" w:cs="Arial"/>
+          <w:b w:val="0"/>
+        </w:rPr>
+        <w:t xml:space="preserve"> </w:t>
+      </w:r>
+      <w:proofErr w:type="spellStart"/>
+      <w:r>
+        <w:rPr>
+          <w:rStyle w:val="Strong"/>
+          <w:rFonts w:ascii="Arial" w:hAnsi="Arial" w:cs="Arial"/>
+          <w:b w:val="0"/>
+        </w:rPr>
+        <w:t>Kecamatan</w:t>
+      </w:r>
+      <w:proofErr w:type="spellEnd"/>
+      <w:r>
+        <w:rPr>
+          <w:rStyle w:val="Strong"/>
+          <w:rFonts w:ascii="Arial" w:hAnsi="Arial" w:cs="Arial"/>
+          <w:b w:val="0"/>
+        </w:rPr>
+        <w:t xml:space="preserve"> </w:t>
+      </w:r>
+      <w:proofErr w:type="spellStart"/>
+      <w:r>
+        <w:rPr>
+          <w:rStyle w:val="Strong"/>
+          <w:rFonts w:ascii="Arial" w:hAnsi="Arial" w:cs="Arial"/>
+          <w:b w:val="0"/>
+        </w:rPr>
+        <w:t>Lawang</w:t>
+      </w:r>
+      <w:proofErr w:type="spellEnd"/>
+      <w:r>
+        <w:rPr>
+          <w:rStyle w:val="Strong"/>
+          <w:rFonts w:ascii="Arial" w:hAnsi="Arial" w:cs="Arial"/>
+          <w:b w:val="0"/>
+        </w:rPr>
+        <w:t xml:space="preserve"> </w:t>
+      </w:r>
+      <w:proofErr w:type="spellStart"/>
+      <w:r>
+        <w:rPr>
+          <w:rStyle w:val="Strong"/>
+          <w:rFonts w:ascii="Arial" w:hAnsi="Arial" w:cs="Arial"/>
+          <w:b w:val="0"/>
+        </w:rPr>
+        <w:t>Kabupaten</w:t>
+      </w:r>
+      <w:proofErr w:type="spellEnd"/>
+      <w:r>
+        <w:rPr>
+          <w:rStyle w:val="Strong"/>
+          <w:rFonts w:ascii="Arial" w:hAnsi="Arial" w:cs="Arial"/>
+          <w:b w:val="0"/>
+        </w:rPr>
+        <w:t xml:space="preserve"> Malang, </w:t>
+      </w:r>
+      <w:proofErr w:type="spellStart"/>
+      <w:r>
+        <w:rPr>
+          <w:rStyle w:val="Strong"/>
+          <w:rFonts w:ascii="Arial" w:hAnsi="Arial" w:cs="Arial"/>
+          <w:b w:val="0"/>
+        </w:rPr>
+        <w:t>menerangkan</w:t>
+      </w:r>
+      <w:proofErr w:type="spellEnd"/>
+      <w:r>
+        <w:rPr>
+          <w:rStyle w:val="Strong"/>
+          <w:rFonts w:ascii="Arial" w:hAnsi="Arial" w:cs="Arial"/>
+          <w:b w:val="0"/>
+        </w:rPr>
+        <w:t xml:space="preserve"> </w:t>
+      </w:r>
+      <w:proofErr w:type="spellStart"/>
+      <w:proofErr w:type="gramStart"/>
+      <w:r>
+        <w:rPr>
+          <w:rStyle w:val="Strong"/>
+          <w:rFonts w:ascii="Arial" w:hAnsi="Arial" w:cs="Arial"/>
+          <w:b w:val="0"/>
+        </w:rPr>
+        <w:t>bahwa</w:t>
+      </w:r>
+      <w:proofErr w:type="spellEnd"/>
+      <w:r>
+        <w:rPr>
+          <w:rStyle w:val="Strong"/>
+          <w:rFonts w:ascii="Arial" w:hAnsi="Arial" w:cs="Arial"/>
+          <w:b w:val="0"/>
+        </w:rPr>
+        <w:t xml:space="preserve"> :</w:t>
+      </w:r>
+      <w:proofErr w:type="gramEnd"/>
     </w:p>
     <w:p>
       <w:pPr>
@@ -323,882 +525,1334 @@
         </w:rPr>
       </w:pPr>
     </w:p>
-    <w:p>
-      <w:pPr>
-        <w:tabs>
-          <w:tab w:val="left" w:pos="720"/>
-          <w:tab w:val="left" w:pos="1440"/>
-          <w:tab w:val="left" w:pos="2160"/>
-          <w:tab w:val="left" w:pos="2880"/>
-          <w:tab w:val="left" w:pos="3600"/>
-          <w:tab w:val="left" w:pos="4575"/>
-        </w:tabs>
-        <w:spacing w:line="360" w:lineRule="auto"/>
-        <w:ind w:left="720" w:right="-709"/>
-        <w:rPr>
-          <w:rFonts w:ascii="Arial" w:hAnsi="Arial" w:cs="Arial"/>
-        </w:rPr>
-      </w:pPr>
-      <w:r>
-        <w:rPr>
-          <w:rFonts w:ascii="Arial" w:hAnsi="Arial" w:cs="Arial"/>
-        </w:rPr>
-        <w:t>Nama</w:t>
-      </w:r>
-      <w:r>
-        <w:rPr>
-          <w:rFonts w:ascii="Arial" w:hAnsi="Arial" w:cs="Arial"/>
-        </w:rPr>
-        <w:tab/>
-      </w:r>
-      <w:r>
-        <w:rPr>
-          <w:rFonts w:ascii="Arial" w:hAnsi="Arial" w:cs="Arial"/>
-        </w:rPr>
-        <w:tab/>
-      </w:r>
-      <w:r>
-        <w:rPr>
-          <w:rFonts w:ascii="Arial" w:hAnsi="Arial" w:cs="Arial"/>
-        </w:rPr>
-        <w:tab/>
-      </w:r>
-      <w:r>
-        <w:rPr>
-          <w:rFonts w:ascii="Arial" w:hAnsi="Arial" w:cs="Arial"/>
-        </w:rPr>
-        <w:tab/>
-      </w:r>
-      <w:r>
-        <w:rPr>
-          <w:rFonts w:ascii="Arial" w:hAnsi="Arial" w:cs="Arial"/>
-        </w:rPr>
-        <w:t>:</w:t>
-      </w:r>
-      <w:r>
-        <w:rPr>
-          <w:rFonts w:ascii="Arial" w:hAnsi="Arial" w:cs="Arial"/>
-        </w:rPr>
-        <w:t xml:space="preserve"> </w:t>
-      </w:r>
-      <w:r>
-        <w:rPr>
-          <w:rFonts w:ascii="Arial" w:hAnsi="Arial" w:cs="Arial"/>
-          <w:b/>
-        </w:rPr>
-        <w:t>SOFI AMALIA</w:t>
-      </w:r>
-    </w:p>
-    <w:p>
-      <w:pPr>
-        <w:tabs>
-          <w:tab w:val="left" w:pos="720"/>
-          <w:tab w:val="left" w:pos="1440"/>
-          <w:tab w:val="left" w:pos="2160"/>
-          <w:tab w:val="left" w:pos="2880"/>
-          <w:tab w:val="left" w:pos="3600"/>
-          <w:tab w:val="left" w:pos="4575"/>
-        </w:tabs>
-        <w:spacing w:line="360" w:lineRule="auto"/>
-        <w:ind w:left="720"/>
-        <w:rPr>
-          <w:rFonts w:ascii="Arial" w:hAnsi="Arial" w:cs="Arial"/>
-          <w:lang w:val="id-ID"/>
-        </w:rPr>
-      </w:pPr>
-      <w:r>
-        <w:rPr>
-          <w:rFonts w:ascii="Arial" w:hAnsi="Arial" w:cs="Arial"/>
-        </w:rPr>
-        <w:t>NIK</w:t>
-      </w:r>
-      <w:r>
-        <w:rPr>
-          <w:rFonts w:ascii="Arial" w:hAnsi="Arial" w:cs="Arial"/>
-        </w:rPr>
-        <w:tab/>
-      </w:r>
-      <w:r>
-        <w:rPr>
-          <w:rFonts w:ascii="Arial" w:hAnsi="Arial" w:cs="Arial"/>
-        </w:rPr>
-        <w:tab/>
-      </w:r>
-      <w:r>
-        <w:rPr>
-          <w:rFonts w:ascii="Arial" w:hAnsi="Arial" w:cs="Arial"/>
-        </w:rPr>
-        <w:tab/>
-      </w:r>
-      <w:r>
-        <w:rPr>
-          <w:rFonts w:ascii="Arial" w:hAnsi="Arial" w:cs="Arial"/>
-        </w:rPr>
-        <w:tab/>
-      </w:r>
-      <w:r>
-        <w:rPr>
-          <w:rFonts w:ascii="Arial" w:hAnsi="Arial" w:cs="Arial"/>
-        </w:rPr>
-        <w:t xml:space="preserve">: </w:t>
-      </w:r>
-      <w:r>
-        <w:rPr>
-          <w:rFonts w:ascii="Arial" w:hAnsi="Arial" w:cs="Arial"/>
-        </w:rPr>
-        <w:t>3507254912000003</w:t>
-      </w:r>
-    </w:p>
-    <w:p>
-      <w:pPr>
-        <w:tabs>
-          <w:tab w:val="left" w:pos="720"/>
-          <w:tab w:val="left" w:pos="1440"/>
-          <w:tab w:val="left" w:pos="2160"/>
-          <w:tab w:val="left" w:pos="2880"/>
-          <w:tab w:val="left" w:pos="3600"/>
-          <w:tab w:val="left" w:pos="4575"/>
-        </w:tabs>
-        <w:spacing w:line="360" w:lineRule="auto"/>
-        <w:ind w:left="720"/>
-        <w:rPr>
-          <w:rFonts w:ascii="Arial" w:hAnsi="Arial" w:cs="Arial"/>
-        </w:rPr>
-      </w:pPr>
-      <w:r>
-        <w:rPr>
-          <w:rFonts w:ascii="Arial" w:hAnsi="Arial" w:cs="Arial"/>
-        </w:rPr>
-        <w:t>TTL</w:t>
-      </w:r>
-      <w:r>
-        <w:rPr>
-          <w:rFonts w:ascii="Arial" w:hAnsi="Arial" w:cs="Arial"/>
-        </w:rPr>
-        <w:tab/>
-      </w:r>
-      <w:r>
-        <w:rPr>
-          <w:rFonts w:ascii="Arial" w:hAnsi="Arial" w:cs="Arial"/>
-        </w:rPr>
-        <w:tab/>
-      </w:r>
-      <w:r>
-        <w:rPr>
-          <w:rFonts w:ascii="Arial" w:hAnsi="Arial" w:cs="Arial"/>
-        </w:rPr>
-        <w:tab/>
-      </w:r>
-      <w:r>
-        <w:rPr>
-          <w:rFonts w:ascii="Arial" w:hAnsi="Arial" w:cs="Arial"/>
-        </w:rPr>
-        <w:tab/>
-      </w:r>
-      <w:r>
-        <w:rPr>
-          <w:rFonts w:ascii="Arial" w:hAnsi="Arial" w:cs="Arial"/>
-        </w:rPr>
-        <w:t xml:space="preserve">: </w:t>
-      </w:r>
-      <w:r>
-        <w:rPr>
-          <w:rFonts w:ascii="Arial" w:hAnsi="Arial" w:cs="Arial"/>
-        </w:rPr>
-        <w:t>Malang</w:t>
-      </w:r>
-      <w:r>
-        <w:rPr>
-          <w:rFonts w:ascii="Arial" w:hAnsi="Arial" w:cs="Arial"/>
-        </w:rPr>
-        <w:t xml:space="preserve">, </w:t>
-      </w:r>
-      <w:r>
-        <w:rPr>
-          <w:rFonts w:ascii="Arial" w:hAnsi="Arial" w:cs="Arial"/>
-        </w:rPr>
-        <w:t>09</w:t>
-      </w:r>
-      <w:r>
-        <w:rPr>
-          <w:rFonts w:ascii="Arial" w:hAnsi="Arial" w:cs="Arial"/>
-        </w:rPr>
-        <w:t xml:space="preserve"> </w:t>
-      </w:r>
-      <w:r>
-        <w:rPr>
-          <w:rFonts w:ascii="Arial" w:hAnsi="Arial" w:cs="Arial"/>
-        </w:rPr>
-        <w:t>Desember</w:t>
-      </w:r>
-      <w:r>
-        <w:rPr>
-          <w:rFonts w:ascii="Arial" w:hAnsi="Arial" w:cs="Arial"/>
-        </w:rPr>
-        <w:t xml:space="preserve"> </w:t>
-      </w:r>
-      <w:r>
-        <w:rPr>
-          <w:rFonts w:ascii="Arial" w:hAnsi="Arial" w:cs="Arial"/>
-        </w:rPr>
-        <w:t>2000</w:t>
-      </w:r>
-    </w:p>
-    <w:p>
-      <w:pPr>
-        <w:tabs>
-          <w:tab w:val="left" w:pos="720"/>
-          <w:tab w:val="left" w:pos="1440"/>
-          <w:tab w:val="left" w:pos="2160"/>
-          <w:tab w:val="left" w:pos="2880"/>
-          <w:tab w:val="left" w:pos="3600"/>
-          <w:tab w:val="left" w:pos="4575"/>
-        </w:tabs>
-        <w:spacing w:line="360" w:lineRule="auto"/>
-        <w:ind w:left="720"/>
-        <w:rPr>
-          <w:rFonts w:ascii="Arial" w:hAnsi="Arial" w:cs="Arial"/>
-        </w:rPr>
-      </w:pPr>
-      <w:r>
-        <w:rPr>
-          <w:rFonts w:ascii="Arial" w:hAnsi="Arial" w:cs="Arial"/>
-        </w:rPr>
-        <w:t>Jenis Kelamin</w:t>
-      </w:r>
-      <w:r>
-        <w:rPr>
-          <w:rFonts w:ascii="Arial" w:hAnsi="Arial" w:cs="Arial"/>
-        </w:rPr>
-        <w:tab/>
-      </w:r>
-      <w:r>
-        <w:rPr>
-          <w:rFonts w:ascii="Arial" w:hAnsi="Arial" w:cs="Arial"/>
-        </w:rPr>
-        <w:tab/>
-      </w:r>
-      <w:r>
-        <w:rPr>
-          <w:rFonts w:ascii="Arial" w:hAnsi="Arial" w:cs="Arial"/>
-        </w:rPr>
-        <w:t xml:space="preserve">: </w:t>
-      </w:r>
-      <w:r>
-        <w:rPr>
-          <w:rFonts w:ascii="Arial" w:hAnsi="Arial" w:cs="Arial"/>
-        </w:rPr>
-        <w:t>Perempuan</w:t>
-      </w:r>
-    </w:p>
-    <w:p>
-      <w:pPr>
-        <w:spacing w:line="360" w:lineRule="auto"/>
-        <w:ind w:firstLine="720"/>
-        <w:rPr>
-          <w:rFonts w:ascii="Arial" w:hAnsi="Arial" w:cs="Arial"/>
-        </w:rPr>
-      </w:pPr>
-      <w:r>
-        <w:rPr>
-          <w:rFonts w:ascii="Arial" w:hAnsi="Arial" w:cs="Arial"/>
-        </w:rPr>
-        <w:t>Status Pernikahan</w:t>
-      </w:r>
-      <w:r>
-        <w:rPr>
-          <w:rFonts w:ascii="Arial" w:hAnsi="Arial" w:cs="Arial"/>
-        </w:rPr>
-        <w:tab/>
-      </w:r>
-      <w:r>
-        <w:rPr>
-          <w:rFonts w:ascii="Arial" w:hAnsi="Arial" w:cs="Arial"/>
-        </w:rPr>
-        <w:tab/>
-      </w:r>
-      <w:r>
-        <w:rPr>
-          <w:rFonts w:ascii="Arial" w:hAnsi="Arial" w:cs="Arial"/>
-        </w:rPr>
-        <w:t>:</w:t>
-      </w:r>
-      <w:r>
-        <w:rPr>
-          <w:rFonts w:ascii="Arial" w:hAnsi="Arial" w:cs="Arial"/>
-        </w:rPr>
-        <w:t xml:space="preserve"> Kawin</w:t>
-      </w:r>
-    </w:p>
-    <w:p>
-      <w:pPr>
-        <w:spacing w:line="360" w:lineRule="auto"/>
-        <w:rPr>
-          <w:rFonts w:ascii="Arial" w:hAnsi="Arial" w:cs="Arial"/>
-        </w:rPr>
-      </w:pPr>
-      <w:r>
-        <w:rPr>
-          <w:rFonts w:ascii="Arial" w:hAnsi="Arial" w:cs="Arial"/>
-        </w:rPr>
-        <w:t xml:space="preserve">           Agam</w:t>
-      </w:r>
-      <w:r>
-        <w:rPr>
-          <w:rFonts w:ascii="Arial" w:hAnsi="Arial" w:cs="Arial"/>
-        </w:rPr>
-        <w:t xml:space="preserve">a </w:t>
-      </w:r>
-      <w:r>
-        <w:rPr>
-          <w:rFonts w:ascii="Arial" w:hAnsi="Arial" w:cs="Arial"/>
-        </w:rPr>
-        <w:tab/>
-      </w:r>
-      <w:r>
-        <w:rPr>
-          <w:rFonts w:ascii="Arial" w:hAnsi="Arial" w:cs="Arial"/>
-        </w:rPr>
-        <w:tab/>
-      </w:r>
-      <w:r>
-        <w:rPr>
-          <w:rFonts w:ascii="Arial" w:hAnsi="Arial" w:cs="Arial"/>
-        </w:rPr>
-        <w:tab/>
-      </w:r>
-      <w:r>
-        <w:rPr>
-          <w:rFonts w:ascii="Arial" w:hAnsi="Arial" w:cs="Arial"/>
-        </w:rPr>
-        <w:t xml:space="preserve">: </w:t>
-      </w:r>
-      <w:r>
-        <w:rPr>
-          <w:rFonts w:ascii="Arial" w:hAnsi="Arial" w:cs="Arial"/>
-        </w:rPr>
-        <w:t>Islam</w:t>
-      </w:r>
-    </w:p>
-    <w:p>
-      <w:pPr>
-        <w:spacing w:line="360" w:lineRule="auto"/>
-        <w:ind w:firstLine="720"/>
-        <w:rPr>
-          <w:rFonts w:ascii="Arial" w:hAnsi="Arial" w:cs="Arial"/>
-        </w:rPr>
-      </w:pPr>
-      <w:r>
-        <w:rPr>
-          <w:rFonts w:ascii="Arial" w:hAnsi="Arial" w:cs="Arial"/>
-        </w:rPr>
-        <w:t>Kewarganegaraan</w:t>
-      </w:r>
-      <w:r>
-        <w:rPr>
-          <w:rFonts w:ascii="Arial" w:hAnsi="Arial" w:cs="Arial"/>
-        </w:rPr>
-        <w:tab/>
-      </w:r>
-      <w:r>
-        <w:rPr>
-          <w:rFonts w:ascii="Arial" w:hAnsi="Arial" w:cs="Arial"/>
-        </w:rPr>
-        <w:tab/>
-        <w:t>: Indonesia</w:t>
-      </w:r>
-    </w:p>
-    <w:p>
-      <w:pPr>
-        <w:spacing w:line="360" w:lineRule="auto"/>
-        <w:ind w:firstLine="720"/>
-        <w:rPr>
-          <w:rFonts w:ascii="Arial" w:hAnsi="Arial" w:cs="Arial"/>
-          <w:szCs w:val="22"/>
-        </w:rPr>
-      </w:pPr>
-      <w:r>
-        <w:rPr>
-          <w:rFonts w:ascii="Arial" w:hAnsi="Arial" w:cs="Arial"/>
-        </w:rPr>
-        <w:t>Pekerjaan</w:t>
-      </w:r>
-      <w:r>
-        <w:rPr>
-          <w:rFonts w:ascii="Arial" w:hAnsi="Arial" w:cs="Arial"/>
-        </w:rPr>
-        <w:tab/>
-      </w:r>
-      <w:r>
-        <w:rPr>
-          <w:rFonts w:ascii="Arial" w:hAnsi="Arial" w:cs="Arial"/>
-        </w:rPr>
-        <w:tab/>
-      </w:r>
-      <w:r>
-        <w:rPr>
-          <w:rFonts w:ascii="Arial" w:hAnsi="Arial" w:cs="Arial"/>
-        </w:rPr>
-        <w:tab/>
-      </w:r>
-      <w:r>
-        <w:rPr>
-          <w:rFonts w:ascii="Arial" w:hAnsi="Arial" w:cs="Arial"/>
-        </w:rPr>
-        <w:t xml:space="preserve">: </w:t>
-      </w:r>
-      <w:r>
-        <w:rPr>
-          <w:rFonts w:ascii="Arial" w:hAnsi="Arial" w:cs="Arial"/>
-          <w:szCs w:val="22"/>
-        </w:rPr>
-        <w:t>Mengurus Rumah Tangga</w:t>
-      </w:r>
-    </w:p>
-    <w:p>
-      <w:pPr>
-        <w:tabs>
-          <w:tab w:val="left" w:pos="720"/>
-          <w:tab w:val="left" w:pos="1440"/>
-          <w:tab w:val="left" w:pos="2160"/>
-          <w:tab w:val="left" w:pos="2880"/>
-          <w:tab w:val="left" w:pos="3600"/>
-          <w:tab w:val="left" w:pos="4575"/>
-        </w:tabs>
-        <w:spacing w:line="360" w:lineRule="auto"/>
-        <w:ind w:left="720" w:right="-567"/>
-        <w:rPr>
-          <w:rFonts w:ascii="Arial" w:hAnsi="Arial" w:cs="Arial"/>
-          <w:szCs w:val="22"/>
-        </w:rPr>
-      </w:pPr>
-      <w:r>
-        <w:rPr>
-          <w:rFonts w:ascii="Arial" w:hAnsi="Arial" w:cs="Arial"/>
-          <w:szCs w:val="22"/>
-        </w:rPr>
-        <w:t>Alamat</w:t>
-      </w:r>
-      <w:r>
-        <w:rPr>
-          <w:rFonts w:ascii="Arial" w:hAnsi="Arial" w:cs="Arial"/>
-          <w:szCs w:val="22"/>
-        </w:rPr>
-        <w:tab/>
-      </w:r>
-      <w:r>
-        <w:rPr>
-          <w:rFonts w:ascii="Arial" w:hAnsi="Arial" w:cs="Arial"/>
-          <w:szCs w:val="22"/>
-        </w:rPr>
-        <w:tab/>
-      </w:r>
-      <w:r>
-        <w:rPr>
-          <w:rFonts w:ascii="Arial" w:hAnsi="Arial" w:cs="Arial"/>
-          <w:szCs w:val="22"/>
-        </w:rPr>
-        <w:tab/>
-      </w:r>
-      <w:r>
-        <w:rPr>
-          <w:rFonts w:ascii="Arial" w:hAnsi="Arial" w:cs="Arial"/>
-          <w:szCs w:val="22"/>
-        </w:rPr>
-        <w:t xml:space="preserve">: </w:t>
-      </w:r>
-      <w:r>
-        <w:rPr>
-          <w:rFonts w:ascii="Arial" w:hAnsi="Arial" w:cs="Arial"/>
-          <w:szCs w:val="22"/>
-        </w:rPr>
-        <w:t>Dusun Klosot</w:t>
-      </w:r>
-      <w:r>
-        <w:rPr>
-          <w:rFonts w:ascii="Arial" w:hAnsi="Arial" w:cs="Arial"/>
-          <w:szCs w:val="22"/>
-        </w:rPr>
-        <w:t xml:space="preserve"> RT </w:t>
-      </w:r>
-      <w:r>
-        <w:rPr>
-          <w:rFonts w:ascii="Arial" w:hAnsi="Arial" w:cs="Arial"/>
-          <w:szCs w:val="22"/>
-        </w:rPr>
-        <w:t>001</w:t>
-      </w:r>
-      <w:r>
-        <w:rPr>
-          <w:rFonts w:ascii="Arial" w:hAnsi="Arial" w:cs="Arial"/>
-          <w:szCs w:val="22"/>
-        </w:rPr>
-        <w:t xml:space="preserve"> RW </w:t>
-      </w:r>
-      <w:r>
-        <w:rPr>
-          <w:rFonts w:ascii="Arial" w:hAnsi="Arial" w:cs="Arial"/>
-          <w:szCs w:val="22"/>
-        </w:rPr>
-        <w:t>009</w:t>
-      </w:r>
-      <w:r>
-        <w:rPr>
-          <w:rFonts w:ascii="Arial" w:hAnsi="Arial" w:cs="Arial"/>
-          <w:szCs w:val="22"/>
-        </w:rPr>
-        <w:t xml:space="preserve"> </w:t>
-      </w:r>
-      <w:r>
-        <w:rPr>
-          <w:rFonts w:ascii="Arial" w:hAnsi="Arial" w:cs="Arial"/>
-          <w:szCs w:val="22"/>
-        </w:rPr>
-        <w:t>Desa Sidodadi</w:t>
-      </w:r>
-    </w:p>
-    <w:p>
-      <w:pPr>
-        <w:pStyle w:val="NoSpacing"/>
-        <w:spacing w:line="360" w:lineRule="auto"/>
-        <w:ind w:left="2160" w:firstLine="720"/>
-        <w:rPr>
-          <w:rFonts w:ascii="Arial" w:hAnsi="Arial" w:cs="Arial"/>
-          <w:szCs w:val="22"/>
-        </w:rPr>
-      </w:pPr>
-      <w:r>
-        <w:rPr>
-          <w:rFonts w:ascii="Arial" w:hAnsi="Arial" w:cs="Arial"/>
-          <w:szCs w:val="22"/>
-        </w:rPr>
-        <w:t xml:space="preserve">  </w:t>
-      </w:r>
-      <w:r>
-        <w:rPr>
-          <w:rFonts w:ascii="Arial" w:hAnsi="Arial" w:cs="Arial"/>
-          <w:szCs w:val="22"/>
-        </w:rPr>
-        <w:tab/>
-        <w:t xml:space="preserve">  Kecamatan Lawang Kabupaten Malang</w:t>
-      </w:r>
-    </w:p>
-    <w:p>
-      <w:pPr>
-        <w:tabs>
-          <w:tab w:val="left" w:pos="720"/>
-          <w:tab w:val="left" w:pos="1440"/>
-          <w:tab w:val="left" w:pos="2160"/>
-          <w:tab w:val="left" w:pos="2880"/>
-          <w:tab w:val="left" w:pos="3600"/>
-          <w:tab w:val="left" w:pos="4575"/>
-        </w:tabs>
-        <w:spacing w:line="360" w:lineRule="auto"/>
-        <w:ind w:left="720"/>
-        <w:rPr>
-          <w:rStyle w:val="Strong"/>
-          <w:rFonts w:ascii="Arial" w:hAnsi="Arial" w:cs="Arial"/>
-          <w:b w:val="0"/>
-        </w:rPr>
-      </w:pPr>
-      <w:r>
-        <w:rPr>
-          <w:rStyle w:val="Strong"/>
-          <w:rFonts w:ascii="Arial" w:hAnsi="Arial" w:cs="Arial"/>
-          <w:b w:val="0"/>
-        </w:rPr>
-        <w:t>Memp</w:t>
-      </w:r>
-      <w:r>
-        <w:rPr>
-          <w:rStyle w:val="Strong"/>
-          <w:rFonts w:ascii="Arial" w:hAnsi="Arial" w:cs="Arial"/>
-          <w:b w:val="0"/>
-        </w:rPr>
-        <w:t xml:space="preserve">unyai usaha </w:t>
-      </w:r>
-      <w:r>
-        <w:rPr>
-          <w:rStyle w:val="Strong"/>
-          <w:rFonts w:ascii="Arial" w:hAnsi="Arial" w:cs="Arial"/>
-          <w:b w:val="0"/>
-        </w:rPr>
-        <w:tab/>
-      </w:r>
-      <w:r>
-        <w:rPr>
-          <w:rStyle w:val="Strong"/>
-          <w:rFonts w:ascii="Arial" w:hAnsi="Arial" w:cs="Arial"/>
-          <w:b w:val="0"/>
-        </w:rPr>
-        <w:tab/>
-      </w:r>
-      <w:r>
-        <w:rPr>
-          <w:rStyle w:val="Strong"/>
-          <w:rFonts w:ascii="Arial" w:hAnsi="Arial" w:cs="Arial"/>
-          <w:b w:val="0"/>
-        </w:rPr>
-        <w:t>:</w:t>
-      </w:r>
-      <w:r>
-        <w:rPr>
-          <w:rStyle w:val="Strong"/>
-          <w:rFonts w:ascii="Arial" w:hAnsi="Arial" w:cs="Arial"/>
-        </w:rPr>
-        <w:t xml:space="preserve"> </w:t>
-      </w:r>
-      <w:r>
-        <w:rPr>
-          <w:rStyle w:val="Strong"/>
-          <w:rFonts w:ascii="Arial" w:hAnsi="Arial" w:cs="Arial"/>
-        </w:rPr>
-        <w:t>JUAL NASI GORENG</w:t>
-      </w:r>
-    </w:p>
-    <w:p>
-      <w:pPr>
-        <w:spacing w:line="360" w:lineRule="auto"/>
-        <w:ind w:left="2925" w:hanging="2205"/>
-        <w:jc w:val="both"/>
-        <w:rPr>
-          <w:rStyle w:val="Strong"/>
-          <w:rFonts w:ascii="Arial" w:hAnsi="Arial" w:cs="Arial"/>
-        </w:rPr>
-      </w:pPr>
-      <w:r>
-        <w:rPr>
-          <w:rStyle w:val="Strong"/>
-          <w:rFonts w:ascii="Arial" w:hAnsi="Arial" w:cs="Arial"/>
-          <w:b w:val="0"/>
-        </w:rPr>
-        <w:t>Nama Usaha</w:t>
-      </w:r>
-      <w:r>
-        <w:rPr>
-          <w:rStyle w:val="Strong"/>
-          <w:rFonts w:ascii="Arial" w:hAnsi="Arial" w:cs="Arial"/>
-          <w:b w:val="0"/>
-        </w:rPr>
-        <w:tab/>
-      </w:r>
-      <w:r>
-        <w:rPr>
-          <w:rStyle w:val="Strong"/>
-          <w:rFonts w:ascii="Arial" w:hAnsi="Arial" w:cs="Arial"/>
-          <w:b w:val="0"/>
-        </w:rPr>
-        <w:tab/>
-      </w:r>
-      <w:r>
-        <w:rPr>
-          <w:rStyle w:val="Strong"/>
-          <w:rFonts w:ascii="Arial" w:hAnsi="Arial" w:cs="Arial"/>
-          <w:b w:val="0"/>
-        </w:rPr>
-        <w:t xml:space="preserve">: </w:t>
-      </w:r>
-      <w:r>
-        <w:rPr>
-          <w:rStyle w:val="Strong"/>
-          <w:rFonts w:ascii="Arial" w:hAnsi="Arial" w:cs="Arial"/>
-          <w:b w:val="0"/>
-        </w:rPr>
-        <w:t>-</w:t>
-      </w:r>
-    </w:p>
-    <w:p>
-      <w:pPr>
-        <w:spacing w:line="360" w:lineRule="auto"/>
-        <w:ind w:left="2925" w:hanging="2205"/>
-        <w:jc w:val="both"/>
-        <w:rPr>
-          <w:rStyle w:val="Strong"/>
-          <w:rFonts w:ascii="Arial" w:hAnsi="Arial" w:cs="Arial"/>
-          <w:b w:val="0"/>
-        </w:rPr>
-      </w:pPr>
-      <w:r>
-        <w:rPr>
-          <w:rStyle w:val="Strong"/>
-          <w:rFonts w:ascii="Arial" w:hAnsi="Arial" w:cs="Arial"/>
-          <w:b w:val="0"/>
-        </w:rPr>
-        <w:t>Lama usaha</w:t>
-      </w:r>
-      <w:r>
-        <w:rPr>
-          <w:rStyle w:val="Strong"/>
-          <w:rFonts w:ascii="Arial" w:hAnsi="Arial" w:cs="Arial"/>
-          <w:b w:val="0"/>
-        </w:rPr>
-        <w:tab/>
-      </w:r>
-      <w:r>
-        <w:rPr>
-          <w:rStyle w:val="Strong"/>
-          <w:rFonts w:ascii="Arial" w:hAnsi="Arial" w:cs="Arial"/>
-          <w:b w:val="0"/>
-        </w:rPr>
-        <w:tab/>
-      </w:r>
-      <w:r>
-        <w:rPr>
-          <w:rStyle w:val="Strong"/>
-          <w:rFonts w:ascii="Arial" w:hAnsi="Arial" w:cs="Arial"/>
-          <w:b w:val="0"/>
-        </w:rPr>
-        <w:t>:</w:t>
-      </w:r>
-      <w:r>
-        <w:rPr>
-          <w:rStyle w:val="Strong"/>
-          <w:rFonts w:ascii="Arial" w:hAnsi="Arial" w:cs="Arial"/>
-          <w:b w:val="0"/>
-        </w:rPr>
-        <w:t xml:space="preserve"> </w:t>
-      </w:r>
-      <w:r>
-        <w:rPr>
-          <w:rStyle w:val="Strong"/>
-          <w:rFonts w:ascii="Arial" w:hAnsi="Arial" w:cs="Arial"/>
-          <w:b w:val="0"/>
-        </w:rPr>
-        <w:t>5</w:t>
-      </w:r>
-      <w:r>
-        <w:rPr>
-          <w:rStyle w:val="Strong"/>
-          <w:rFonts w:ascii="Arial" w:hAnsi="Arial" w:cs="Arial"/>
-          <w:b w:val="0"/>
-        </w:rPr>
-        <w:t xml:space="preserve"> </w:t>
-      </w:r>
-      <w:r>
-        <w:rPr>
-          <w:rStyle w:val="Strong"/>
-          <w:rFonts w:ascii="Arial" w:hAnsi="Arial" w:cs="Arial"/>
-          <w:b w:val="0"/>
-        </w:rPr>
-        <w:t>Tahun</w:t>
-      </w:r>
-    </w:p>
-    <w:p>
-      <w:pPr>
-        <w:tabs>
-          <w:tab w:val="left" w:pos="720"/>
-          <w:tab w:val="left" w:pos="1440"/>
-          <w:tab w:val="left" w:pos="2160"/>
-          <w:tab w:val="left" w:pos="2880"/>
-          <w:tab w:val="left" w:pos="3600"/>
-          <w:tab w:val="left" w:pos="4575"/>
-        </w:tabs>
-        <w:spacing w:line="360" w:lineRule="auto"/>
-        <w:ind w:left="720" w:right="-425"/>
-        <w:rPr>
-          <w:rFonts w:ascii="Arial" w:hAnsi="Arial" w:cs="Arial"/>
-          <w:szCs w:val="22"/>
-        </w:rPr>
-      </w:pPr>
-      <w:r>
-        <w:rPr>
-          <w:rStyle w:val="Strong"/>
-          <w:rFonts w:ascii="Arial" w:hAnsi="Arial" w:cs="Arial"/>
-          <w:b w:val="0"/>
-        </w:rPr>
-        <w:t xml:space="preserve">Alamat Usaha      </w:t>
-      </w:r>
-      <w:r>
-        <w:rPr>
-          <w:rStyle w:val="Strong"/>
-          <w:rFonts w:ascii="Arial" w:hAnsi="Arial" w:cs="Arial"/>
-          <w:b w:val="0"/>
-        </w:rPr>
-        <w:tab/>
-      </w:r>
-      <w:r>
-        <w:rPr>
-          <w:rStyle w:val="Strong"/>
-          <w:rFonts w:ascii="Arial" w:hAnsi="Arial" w:cs="Arial"/>
-          <w:b w:val="0"/>
-        </w:rPr>
-        <w:tab/>
-      </w:r>
-      <w:r>
-        <w:rPr>
-          <w:rStyle w:val="Strong"/>
-          <w:rFonts w:ascii="Arial" w:hAnsi="Arial" w:cs="Arial"/>
-          <w:b w:val="0"/>
-        </w:rPr>
-        <w:t xml:space="preserve">: </w:t>
-      </w:r>
-      <w:r>
-        <w:rPr>
-          <w:rFonts w:ascii="Arial" w:hAnsi="Arial" w:cs="Arial"/>
-          <w:szCs w:val="22"/>
-        </w:rPr>
-        <w:t>Dusun Klosot RT 001 RW 009</w:t>
-      </w:r>
-      <w:r>
-        <w:rPr>
-          <w:rFonts w:ascii="Arial" w:hAnsi="Arial" w:cs="Arial"/>
-          <w:szCs w:val="22"/>
-        </w:rPr>
-        <w:t xml:space="preserve"> </w:t>
-      </w:r>
-      <w:r>
-        <w:rPr>
-          <w:rFonts w:ascii="Arial" w:hAnsi="Arial" w:cs="Arial"/>
-          <w:szCs w:val="22"/>
-        </w:rPr>
-        <w:t>Desa Sidodadi</w:t>
-      </w:r>
-    </w:p>
-    <w:p>
-      <w:pPr>
-        <w:pStyle w:val="NoSpacing"/>
-        <w:spacing w:line="360" w:lineRule="auto"/>
-        <w:ind w:left="2160" w:firstLine="720"/>
-        <w:rPr>
-          <w:rFonts w:ascii="Arial" w:hAnsi="Arial" w:cs="Arial"/>
-          <w:szCs w:val="22"/>
-        </w:rPr>
-      </w:pPr>
-      <w:r>
-        <w:rPr>
-          <w:rFonts w:ascii="Arial" w:hAnsi="Arial" w:cs="Arial"/>
-          <w:szCs w:val="22"/>
-        </w:rPr>
-        <w:t xml:space="preserve">  </w:t>
-      </w:r>
-      <w:r>
-        <w:rPr>
-          <w:rFonts w:ascii="Arial" w:hAnsi="Arial" w:cs="Arial"/>
-          <w:szCs w:val="22"/>
-        </w:rPr>
-        <w:tab/>
-        <w:t xml:space="preserve">  Kecamatan Lawang Kabupaten Malang</w:t>
-      </w:r>
-    </w:p>
-    <w:p>
-      <w:pPr>
-        <w:tabs>
-          <w:tab w:val="left" w:pos="720"/>
-          <w:tab w:val="left" w:pos="1440"/>
-          <w:tab w:val="left" w:pos="2160"/>
-          <w:tab w:val="left" w:pos="2880"/>
-          <w:tab w:val="left" w:pos="3600"/>
-          <w:tab w:val="left" w:pos="4575"/>
-        </w:tabs>
-        <w:spacing w:line="360" w:lineRule="auto"/>
-        <w:ind w:left="720"/>
-        <w:rPr>
-          <w:rFonts w:ascii="Arial" w:hAnsi="Arial" w:cs="Arial"/>
-          <w:sz w:val="16"/>
-          <w:szCs w:val="16"/>
-        </w:rPr>
-      </w:pPr>
-    </w:p>
+    <w:tbl>
+      <w:tblPr>
+        <w:tblW w:w="10604" w:type="dxa"/>
+        <w:tblBorders>
+          <w:top w:val="nil"/>
+          <w:left w:val="nil"/>
+          <w:bottom w:val="nil"/>
+          <w:right w:val="nil"/>
+          <w:insideH w:val="nil"/>
+          <w:insideV w:val="nil"/>
+        </w:tblBorders>
+        <w:tblCellMar>
+          <w:left w:w="0" w:type="dxa"/>
+          <w:right w:w="0" w:type="dxa"/>
+        </w:tblCellMar>
+        <w:tblLook w:val="04A0" w:firstRow="1" w:lastRow="0" w:firstColumn="1" w:lastColumn="0" w:noHBand="0" w:noVBand="1"/>
+      </w:tblPr>
+      <w:tblGrid>
+        <w:gridCol w:w="3686"/>
+        <w:gridCol w:w="6918"/>
+      </w:tblGrid>
+      <w:tr>
+        <w:tc>
+          <w:tcPr>
+            <w:tcW w:w="3686" w:type="dxa"/>
+          </w:tcPr>
+          <w:p>
+            <w:pPr>
+              <w:pStyle w:val="BodyText"/>
+              <w:spacing w:line="360" w:lineRule="auto"/>
+              <w:ind w:left="720"/>
+              <w:jc w:val="both"/>
+              <w:rPr>
+                <w:rFonts w:ascii="Arial" w:hAnsi="Arial" w:cs="Arial"/>
+                <w:sz w:val="24"/>
+                <w:szCs w:val="24"/>
+              </w:rPr>
+            </w:pPr>
+            <w:r>
+              <w:rPr>
+                <w:rFonts w:ascii="Arial" w:hAnsi="Arial" w:cs="Arial"/>
+                <w:sz w:val="24"/>
+                <w:szCs w:val="24"/>
+              </w:rPr>
+              <w:t>Nama</w:t>
+            </w:r>
+            <w:r>
+              <w:rPr>
+                <w:rFonts w:ascii="Arial" w:hAnsi="Arial" w:cs="Arial"/>
+                <w:sz w:val="24"/>
+                <w:szCs w:val="24"/>
+              </w:rPr>
+              <w:tab/>
+            </w:r>
+            <w:r>
+              <w:rPr>
+                <w:rFonts w:ascii="Arial" w:hAnsi="Arial" w:cs="Arial"/>
+                <w:sz w:val="24"/>
+                <w:szCs w:val="24"/>
+              </w:rPr>
+              <w:tab/>
+            </w:r>
+            <w:r>
+              <w:rPr>
+                <w:rFonts w:ascii="Arial" w:hAnsi="Arial" w:cs="Arial"/>
+                <w:sz w:val="24"/>
+                <w:szCs w:val="24"/>
+              </w:rPr>
+              <w:tab/>
+            </w:r>
+            <w:r>
+              <w:rPr>
+                <w:rFonts w:ascii="Arial" w:hAnsi="Arial" w:cs="Arial"/>
+                <w:sz w:val="24"/>
+                <w:szCs w:val="24"/>
+              </w:rPr>
+              <w:tab/>
+            </w:r>
+            <w:r>
+              <w:rPr>
+                <w:rFonts w:ascii="Arial" w:hAnsi="Arial" w:cs="Arial"/>
+                <w:sz w:val="24"/>
+                <w:szCs w:val="24"/>
+              </w:rPr>
+              <w:t>:</w:t>
+            </w:r>
+          </w:p>
+        </w:tc>
+        <w:tc>
+          <w:tcPr>
+            <w:tcW w:w="6918" w:type="dxa"/>
+          </w:tcPr>
+          <w:p>
+            <w:pPr>
+              <w:pStyle w:val="BodyText"/>
+              <w:spacing w:line="360" w:lineRule="auto"/>
+              <w:ind w:left="7"/>
+              <w:jc w:val="both"/>
+              <w:rPr>
+                <w:rFonts w:ascii="Arial" w:hAnsi="Arial" w:cs="Arial"/>
+                <w:sz w:val="24"/>
+                <w:szCs w:val="24"/>
+              </w:rPr>
+            </w:pPr>
+            <w:r>
+              <w:rPr>
+                <w:rFonts w:ascii="Arial" w:hAnsi="Arial" w:cs="Arial"/>
+                <w:sz w:val="24"/>
+                <w:szCs w:val="24"/>
+              </w:rPr>
+              <w:t>{{nama}}</w:t>
+            </w:r>
+          </w:p>
+        </w:tc>
+      </w:tr>
+      <w:tr>
+        <w:tc>
+          <w:tcPr>
+            <w:tcW w:w="3686" w:type="dxa"/>
+          </w:tcPr>
+          <w:p>
+            <w:pPr>
+              <w:pStyle w:val="BodyText"/>
+              <w:spacing w:line="360" w:lineRule="auto"/>
+              <w:ind w:left="720"/>
+              <w:jc w:val="both"/>
+              <w:rPr>
+                <w:rFonts w:ascii="Arial" w:hAnsi="Arial" w:cs="Arial"/>
+                <w:sz w:val="24"/>
+                <w:szCs w:val="24"/>
+              </w:rPr>
+            </w:pPr>
+            <w:r>
+              <w:rPr>
+                <w:rFonts w:ascii="Arial" w:hAnsi="Arial" w:cs="Arial"/>
+                <w:sz w:val="24"/>
+                <w:szCs w:val="24"/>
+              </w:rPr>
+              <w:t>NIK</w:t>
+            </w:r>
+            <w:r>
+              <w:rPr>
+                <w:rFonts w:ascii="Arial" w:hAnsi="Arial" w:cs="Arial"/>
+                <w:sz w:val="24"/>
+                <w:szCs w:val="24"/>
+              </w:rPr>
+              <w:tab/>
+            </w:r>
+            <w:r>
+              <w:rPr>
+                <w:rFonts w:ascii="Arial" w:hAnsi="Arial" w:cs="Arial"/>
+                <w:sz w:val="24"/>
+                <w:szCs w:val="24"/>
+              </w:rPr>
+              <w:tab/>
+            </w:r>
+            <w:r>
+              <w:rPr>
+                <w:rFonts w:ascii="Arial" w:hAnsi="Arial" w:cs="Arial"/>
+                <w:sz w:val="24"/>
+                <w:szCs w:val="24"/>
+              </w:rPr>
+              <w:tab/>
+            </w:r>
+            <w:r>
+              <w:rPr>
+                <w:rFonts w:ascii="Arial" w:hAnsi="Arial" w:cs="Arial"/>
+                <w:sz w:val="24"/>
+                <w:szCs w:val="24"/>
+              </w:rPr>
+              <w:tab/>
+            </w:r>
+            <w:r>
+              <w:rPr>
+                <w:rFonts w:ascii="Arial" w:hAnsi="Arial" w:cs="Arial"/>
+                <w:sz w:val="24"/>
+                <w:szCs w:val="24"/>
+              </w:rPr>
+              <w:t>:</w:t>
+            </w:r>
+          </w:p>
+        </w:tc>
+        <w:tc>
+          <w:tcPr>
+            <w:tcW w:w="6918" w:type="dxa"/>
+          </w:tcPr>
+          <w:p>
+            <w:pPr>
+              <w:pStyle w:val="BodyText"/>
+              <w:spacing w:line="360" w:lineRule="auto"/>
+              <w:ind w:left="7"/>
+              <w:jc w:val="both"/>
+              <w:rPr>
+                <w:rFonts w:ascii="Arial" w:hAnsi="Arial" w:cs="Arial"/>
+                <w:sz w:val="24"/>
+                <w:szCs w:val="24"/>
+              </w:rPr>
+            </w:pPr>
+            <w:r>
+              <w:rPr>
+                <w:rFonts w:ascii="Arial" w:hAnsi="Arial" w:cs="Arial"/>
+                <w:sz w:val="24"/>
+                <w:szCs w:val="24"/>
+              </w:rPr>
+              <w:t>{{</w:t>
+            </w:r>
+            <w:proofErr w:type="spellStart"/>
+            <w:r>
+              <w:rPr>
+                <w:rFonts w:ascii="Arial" w:hAnsi="Arial" w:cs="Arial"/>
+                <w:sz w:val="24"/>
+                <w:szCs w:val="24"/>
+              </w:rPr>
+              <w:t>nik</w:t>
+            </w:r>
+            <w:proofErr w:type="spellEnd"/>
+            <w:r>
+              <w:rPr>
+                <w:rFonts w:ascii="Arial" w:hAnsi="Arial" w:cs="Arial"/>
+                <w:sz w:val="24"/>
+                <w:szCs w:val="24"/>
+              </w:rPr>
+              <w:t>}}</w:t>
+            </w:r>
+          </w:p>
+        </w:tc>
+      </w:tr>
+      <w:tr>
+        <w:tc>
+          <w:tcPr>
+            <w:tcW w:w="3686" w:type="dxa"/>
+          </w:tcPr>
+          <w:p>
+            <w:pPr>
+              <w:pStyle w:val="BodyText"/>
+              <w:spacing w:line="360" w:lineRule="auto"/>
+              <w:ind w:left="720"/>
+              <w:jc w:val="both"/>
+              <w:rPr>
+                <w:rFonts w:ascii="Arial" w:hAnsi="Arial" w:cs="Arial"/>
+                <w:sz w:val="24"/>
+                <w:szCs w:val="24"/>
+              </w:rPr>
+            </w:pPr>
+            <w:r>
+              <w:rPr>
+                <w:rFonts w:ascii="Arial" w:hAnsi="Arial" w:cs="Arial"/>
+                <w:sz w:val="24"/>
+                <w:szCs w:val="24"/>
+              </w:rPr>
+              <w:t>TTL</w:t>
+            </w:r>
+            <w:r>
+              <w:rPr>
+                <w:rFonts w:ascii="Arial" w:hAnsi="Arial" w:cs="Arial"/>
+                <w:sz w:val="24"/>
+                <w:szCs w:val="24"/>
+              </w:rPr>
+              <w:tab/>
+            </w:r>
+            <w:r>
+              <w:rPr>
+                <w:rFonts w:ascii="Arial" w:hAnsi="Arial" w:cs="Arial"/>
+                <w:sz w:val="24"/>
+                <w:szCs w:val="24"/>
+              </w:rPr>
+              <w:tab/>
+            </w:r>
+            <w:r>
+              <w:rPr>
+                <w:rFonts w:ascii="Arial" w:hAnsi="Arial" w:cs="Arial"/>
+                <w:sz w:val="24"/>
+                <w:szCs w:val="24"/>
+              </w:rPr>
+              <w:tab/>
+            </w:r>
+            <w:r>
+              <w:rPr>
+                <w:rFonts w:ascii="Arial" w:hAnsi="Arial" w:cs="Arial"/>
+                <w:sz w:val="24"/>
+                <w:szCs w:val="24"/>
+              </w:rPr>
+              <w:tab/>
+            </w:r>
+            <w:r>
+              <w:rPr>
+                <w:rFonts w:ascii="Arial" w:hAnsi="Arial" w:cs="Arial"/>
+                <w:sz w:val="24"/>
+                <w:szCs w:val="24"/>
+              </w:rPr>
+              <w:t>:</w:t>
+            </w:r>
+          </w:p>
+        </w:tc>
+        <w:tc>
+          <w:tcPr>
+            <w:tcW w:w="6918" w:type="dxa"/>
+          </w:tcPr>
+          <w:p>
+            <w:pPr>
+              <w:pStyle w:val="BodyText"/>
+              <w:spacing w:line="360" w:lineRule="auto"/>
+              <w:ind w:left="7"/>
+              <w:jc w:val="both"/>
+              <w:rPr>
+                <w:rFonts w:ascii="Arial" w:hAnsi="Arial" w:cs="Arial"/>
+                <w:sz w:val="24"/>
+                <w:szCs w:val="24"/>
+              </w:rPr>
+            </w:pPr>
+            <w:r>
+              <w:rPr>
+                <w:rFonts w:ascii="Arial" w:hAnsi="Arial" w:cs="Arial"/>
+                <w:sz w:val="24"/>
+                <w:szCs w:val="24"/>
+              </w:rPr>
+              <w:t>{{</w:t>
+            </w:r>
+            <w:proofErr w:type="spellStart"/>
+            <w:r>
+              <w:rPr>
+                <w:rFonts w:ascii="Arial" w:hAnsi="Arial" w:cs="Arial"/>
+                <w:sz w:val="24"/>
+                <w:szCs w:val="24"/>
+              </w:rPr>
+              <w:t>ttl</w:t>
+            </w:r>
+            <w:proofErr w:type="spellEnd"/>
+            <w:r>
+              <w:rPr>
+                <w:rFonts w:ascii="Arial" w:hAnsi="Arial" w:cs="Arial"/>
+                <w:sz w:val="24"/>
+                <w:szCs w:val="24"/>
+              </w:rPr>
+              <w:t>}}</w:t>
+            </w:r>
+          </w:p>
+        </w:tc>
+      </w:tr>
+      <w:tr>
+        <w:tc>
+          <w:tcPr>
+            <w:tcW w:w="3686" w:type="dxa"/>
+          </w:tcPr>
+          <w:p>
+            <w:pPr>
+              <w:pStyle w:val="BodyText"/>
+              <w:spacing w:line="360" w:lineRule="auto"/>
+              <w:ind w:left="720"/>
+              <w:jc w:val="both"/>
+              <w:rPr>
+                <w:rFonts w:ascii="Arial" w:hAnsi="Arial" w:cs="Arial"/>
+                <w:sz w:val="24"/>
+                <w:szCs w:val="24"/>
+              </w:rPr>
+            </w:pPr>
+            <w:r>
+              <w:rPr>
+                <w:rFonts w:ascii="Arial" w:hAnsi="Arial" w:cs="Arial"/>
+                <w:sz w:val="24"/>
+                <w:szCs w:val="24"/>
+              </w:rPr>
+              <w:t>Jenis Kelamin</w:t>
+            </w:r>
+            <w:r>
+              <w:rPr>
+                <w:rFonts w:ascii="Arial" w:hAnsi="Arial" w:cs="Arial"/>
+                <w:sz w:val="24"/>
+                <w:szCs w:val="24"/>
+              </w:rPr>
+              <w:tab/>
+            </w:r>
+            <w:r>
+              <w:rPr>
+                <w:rFonts w:ascii="Arial" w:hAnsi="Arial" w:cs="Arial"/>
+                <w:sz w:val="24"/>
+                <w:szCs w:val="24"/>
+              </w:rPr>
+              <w:tab/>
+            </w:r>
+            <w:r>
+              <w:rPr>
+                <w:rFonts w:ascii="Arial" w:hAnsi="Arial" w:cs="Arial"/>
+                <w:sz w:val="24"/>
+                <w:szCs w:val="24"/>
+              </w:rPr>
+              <w:t>:</w:t>
+            </w:r>
+          </w:p>
+        </w:tc>
+        <w:tc>
+          <w:tcPr>
+            <w:tcW w:w="6918" w:type="dxa"/>
+          </w:tcPr>
+          <w:p>
+            <w:pPr>
+              <w:pStyle w:val="BodyText"/>
+              <w:spacing w:line="360" w:lineRule="auto"/>
+              <w:ind w:left="7"/>
+              <w:jc w:val="both"/>
+              <w:rPr>
+                <w:rFonts w:ascii="Arial" w:hAnsi="Arial" w:cs="Arial"/>
+                <w:sz w:val="24"/>
+                <w:szCs w:val="24"/>
+              </w:rPr>
+            </w:pPr>
+            <w:r>
+              <w:rPr>
+                <w:rFonts w:ascii="Arial" w:hAnsi="Arial" w:cs="Arial"/>
+                <w:sz w:val="24"/>
+                <w:szCs w:val="24"/>
+              </w:rPr>
+              <w:t>{{</w:t>
+            </w:r>
+            <w:proofErr w:type="spellStart"/>
+            <w:r>
+              <w:rPr>
+                <w:rFonts w:ascii="Arial" w:hAnsi="Arial" w:cs="Arial"/>
+                <w:sz w:val="24"/>
+                <w:szCs w:val="24"/>
+              </w:rPr>
+              <w:t>jenis_kelamin</w:t>
+            </w:r>
+            <w:proofErr w:type="spellEnd"/>
+            <w:r>
+              <w:rPr>
+                <w:rFonts w:ascii="Arial" w:hAnsi="Arial" w:cs="Arial"/>
+                <w:sz w:val="24"/>
+                <w:szCs w:val="24"/>
+              </w:rPr>
+              <w:t>}}</w:t>
+            </w:r>
+          </w:p>
+        </w:tc>
+      </w:tr>
+      <w:tr>
+        <w:tc>
+          <w:tcPr>
+            <w:tcW w:w="3686" w:type="dxa"/>
+          </w:tcPr>
+          <w:p>
+            <w:pPr>
+              <w:pStyle w:val="BodyText"/>
+              <w:spacing w:line="360" w:lineRule="auto"/>
+              <w:ind w:left="720"/>
+              <w:jc w:val="both"/>
+              <w:rPr>
+                <w:rFonts w:ascii="Arial" w:hAnsi="Arial" w:cs="Arial"/>
+                <w:sz w:val="24"/>
+                <w:szCs w:val="24"/>
+              </w:rPr>
+            </w:pPr>
+            <w:r>
+              <w:rPr>
+                <w:rFonts w:ascii="Arial" w:hAnsi="Arial" w:cs="Arial"/>
+                <w:sz w:val="24"/>
+                <w:szCs w:val="24"/>
+              </w:rPr>
+              <w:t xml:space="preserve">Status </w:t>
+            </w:r>
+            <w:proofErr w:type="spellStart"/>
+            <w:r>
+              <w:rPr>
+                <w:rFonts w:ascii="Arial" w:hAnsi="Arial" w:cs="Arial"/>
+                <w:sz w:val="24"/>
+                <w:szCs w:val="24"/>
+              </w:rPr>
+              <w:t>Pernikahan</w:t>
+            </w:r>
+            <w:proofErr w:type="spellEnd"/>
+            <w:r>
+              <w:rPr>
+                <w:rFonts w:ascii="Arial" w:hAnsi="Arial" w:cs="Arial"/>
+                <w:sz w:val="24"/>
+                <w:szCs w:val="24"/>
+              </w:rPr>
+              <w:tab/>
+            </w:r>
+            <w:r>
+              <w:rPr>
+                <w:rFonts w:ascii="Arial" w:hAnsi="Arial" w:cs="Arial"/>
+                <w:sz w:val="24"/>
+                <w:szCs w:val="24"/>
+              </w:rPr>
+              <w:tab/>
+            </w:r>
+            <w:r>
+              <w:rPr>
+                <w:rFonts w:ascii="Arial" w:hAnsi="Arial" w:cs="Arial"/>
+                <w:sz w:val="24"/>
+                <w:szCs w:val="24"/>
+              </w:rPr>
+              <w:t>:</w:t>
+            </w:r>
+          </w:p>
+        </w:tc>
+        <w:tc>
+          <w:tcPr>
+            <w:tcW w:w="6918" w:type="dxa"/>
+          </w:tcPr>
+          <w:p>
+            <w:pPr>
+              <w:pStyle w:val="BodyText"/>
+              <w:spacing w:line="360" w:lineRule="auto"/>
+              <w:ind w:left="7"/>
+              <w:jc w:val="both"/>
+              <w:rPr>
+                <w:rFonts w:ascii="Arial" w:hAnsi="Arial" w:cs="Arial"/>
+                <w:sz w:val="24"/>
+                <w:szCs w:val="24"/>
+              </w:rPr>
+            </w:pPr>
+            <w:r>
+              <w:rPr>
+                <w:rFonts w:ascii="Arial" w:hAnsi="Arial" w:cs="Arial"/>
+                <w:sz w:val="24"/>
+                <w:szCs w:val="24"/>
+              </w:rPr>
+              <w:t>{{</w:t>
+            </w:r>
+            <w:proofErr w:type="spellStart"/>
+            <w:r>
+              <w:rPr>
+                <w:rFonts w:ascii="Arial" w:hAnsi="Arial" w:cs="Arial"/>
+                <w:sz w:val="24"/>
+                <w:szCs w:val="24"/>
+              </w:rPr>
+              <w:t>status_perkawinan</w:t>
+            </w:r>
+            <w:proofErr w:type="spellEnd"/>
+            <w:r>
+              <w:rPr>
+                <w:rFonts w:ascii="Arial" w:hAnsi="Arial" w:cs="Arial"/>
+                <w:sz w:val="24"/>
+                <w:szCs w:val="24"/>
+              </w:rPr>
+              <w:t>}}</w:t>
+            </w:r>
+          </w:p>
+        </w:tc>
+      </w:tr>
+      <w:tr>
+        <w:tc>
+          <w:tcPr>
+            <w:tcW w:w="3686" w:type="dxa"/>
+          </w:tcPr>
+          <w:p>
+            <w:pPr>
+              <w:pStyle w:val="BodyText"/>
+              <w:spacing w:line="360" w:lineRule="auto"/>
+              <w:ind w:left="720"/>
+              <w:jc w:val="both"/>
+              <w:rPr>
+                <w:rFonts w:ascii="Arial" w:hAnsi="Arial" w:cs="Arial"/>
+                <w:sz w:val="24"/>
+                <w:szCs w:val="24"/>
+              </w:rPr>
+            </w:pPr>
+            <w:r>
+              <w:rPr>
+                <w:rFonts w:ascii="Arial" w:hAnsi="Arial" w:cs="Arial"/>
+                <w:sz w:val="24"/>
+                <w:szCs w:val="24"/>
+              </w:rPr>
+              <w:t>Agama</w:t>
+            </w:r>
+            <w:r>
+              <w:rPr>
+                <w:rFonts w:ascii="Arial" w:hAnsi="Arial" w:cs="Arial"/>
+                <w:sz w:val="24"/>
+                <w:szCs w:val="24"/>
+              </w:rPr>
+              <w:tab/>
+            </w:r>
+            <w:r>
+              <w:rPr>
+                <w:rFonts w:ascii="Arial" w:hAnsi="Arial" w:cs="Arial"/>
+                <w:sz w:val="24"/>
+                <w:szCs w:val="24"/>
+              </w:rPr>
+              <w:tab/>
+            </w:r>
+            <w:r>
+              <w:rPr>
+                <w:rFonts w:ascii="Arial" w:hAnsi="Arial" w:cs="Arial"/>
+                <w:sz w:val="24"/>
+                <w:szCs w:val="24"/>
+              </w:rPr>
+              <w:tab/>
+            </w:r>
+            <w:r>
+              <w:rPr>
+                <w:rFonts w:ascii="Arial" w:hAnsi="Arial" w:cs="Arial"/>
+                <w:sz w:val="24"/>
+                <w:szCs w:val="24"/>
+              </w:rPr>
+              <w:t>:</w:t>
+            </w:r>
+          </w:p>
+        </w:tc>
+        <w:tc>
+          <w:tcPr>
+            <w:tcW w:w="6918" w:type="dxa"/>
+          </w:tcPr>
+          <w:p>
+            <w:pPr>
+              <w:pStyle w:val="BodyText"/>
+              <w:spacing w:line="360" w:lineRule="auto"/>
+              <w:ind w:left="7"/>
+              <w:jc w:val="both"/>
+              <w:rPr>
+                <w:rFonts w:ascii="Arial" w:hAnsi="Arial" w:cs="Arial"/>
+                <w:sz w:val="24"/>
+                <w:szCs w:val="24"/>
+              </w:rPr>
+            </w:pPr>
+            <w:r>
+              <w:rPr>
+                <w:rFonts w:ascii="Arial" w:hAnsi="Arial" w:cs="Arial"/>
+                <w:sz w:val="24"/>
+                <w:szCs w:val="24"/>
+              </w:rPr>
+              <w:t>{{agama}}</w:t>
+            </w:r>
+          </w:p>
+        </w:tc>
+      </w:tr>
+      <w:tr>
+        <w:tc>
+          <w:tcPr>
+            <w:tcW w:w="3686" w:type="dxa"/>
+          </w:tcPr>
+          <w:p>
+            <w:pPr>
+              <w:pStyle w:val="BodyText"/>
+              <w:spacing w:line="360" w:lineRule="auto"/>
+              <w:ind w:left="720"/>
+              <w:jc w:val="both"/>
+              <w:rPr>
+                <w:rFonts w:ascii="Arial" w:hAnsi="Arial" w:cs="Arial"/>
+                <w:sz w:val="24"/>
+                <w:szCs w:val="24"/>
+              </w:rPr>
+            </w:pPr>
+            <w:proofErr w:type="spellStart"/>
+            <w:r>
+              <w:rPr>
+                <w:rFonts w:ascii="Arial" w:hAnsi="Arial" w:cs="Arial"/>
+                <w:sz w:val="24"/>
+                <w:szCs w:val="24"/>
+              </w:rPr>
+              <w:t>Kewarganegaraan</w:t>
+            </w:r>
+            <w:proofErr w:type="spellEnd"/>
+            <w:r>
+              <w:rPr>
+                <w:rFonts w:ascii="Arial" w:hAnsi="Arial" w:cs="Arial"/>
+                <w:sz w:val="24"/>
+                <w:szCs w:val="24"/>
+              </w:rPr>
+              <w:tab/>
+            </w:r>
+            <w:r>
+              <w:rPr>
+                <w:rFonts w:ascii="Arial" w:hAnsi="Arial" w:cs="Arial"/>
+                <w:sz w:val="24"/>
+                <w:szCs w:val="24"/>
+              </w:rPr>
+              <w:tab/>
+            </w:r>
+            <w:r>
+              <w:rPr>
+                <w:rFonts w:ascii="Arial" w:hAnsi="Arial" w:cs="Arial"/>
+                <w:sz w:val="24"/>
+                <w:szCs w:val="24"/>
+              </w:rPr>
+              <w:t>:</w:t>
+            </w:r>
+          </w:p>
+        </w:tc>
+        <w:tc>
+          <w:tcPr>
+            <w:tcW w:w="6918" w:type="dxa"/>
+          </w:tcPr>
+          <w:p>
+            <w:pPr>
+              <w:pStyle w:val="BodyText"/>
+              <w:spacing w:line="360" w:lineRule="auto"/>
+              <w:ind w:left="7"/>
+              <w:jc w:val="both"/>
+              <w:rPr>
+                <w:rFonts w:ascii="Arial" w:hAnsi="Arial" w:cs="Arial"/>
+                <w:sz w:val="24"/>
+                <w:szCs w:val="24"/>
+              </w:rPr>
+            </w:pPr>
+            <w:r>
+              <w:rPr>
+                <w:rFonts w:ascii="Arial" w:hAnsi="Arial" w:cs="Arial"/>
+                <w:sz w:val="24"/>
+                <w:szCs w:val="24"/>
+              </w:rPr>
+              <w:t>{{</w:t>
+            </w:r>
+            <w:proofErr w:type="spellStart"/>
+            <w:r>
+              <w:rPr>
+                <w:rFonts w:ascii="Arial" w:hAnsi="Arial" w:cs="Arial"/>
+                <w:sz w:val="24"/>
+                <w:szCs w:val="24"/>
+              </w:rPr>
+              <w:t>kewarganegaraan</w:t>
+            </w:r>
+            <w:proofErr w:type="spellEnd"/>
+            <w:r>
+              <w:rPr>
+                <w:rFonts w:ascii="Arial" w:hAnsi="Arial" w:cs="Arial"/>
+                <w:sz w:val="24"/>
+                <w:szCs w:val="24"/>
+              </w:rPr>
+              <w:t>}}</w:t>
+            </w:r>
+          </w:p>
+        </w:tc>
+      </w:tr>
+      <w:tr>
+        <w:tc>
+          <w:tcPr>
+            <w:tcW w:w="3686" w:type="dxa"/>
+          </w:tcPr>
+          <w:p>
+            <w:pPr>
+              <w:pStyle w:val="BodyText"/>
+              <w:spacing w:line="360" w:lineRule="auto"/>
+              <w:ind w:left="720"/>
+              <w:jc w:val="both"/>
+              <w:rPr>
+                <w:rFonts w:ascii="Arial" w:hAnsi="Arial" w:cs="Arial"/>
+                <w:sz w:val="24"/>
+                <w:szCs w:val="24"/>
+              </w:rPr>
+            </w:pPr>
+            <w:proofErr w:type="spellStart"/>
+            <w:r>
+              <w:rPr>
+                <w:rFonts w:ascii="Arial" w:hAnsi="Arial" w:cs="Arial"/>
+                <w:sz w:val="24"/>
+                <w:szCs w:val="24"/>
+              </w:rPr>
+              <w:t>Pekerjaan</w:t>
+            </w:r>
+            <w:proofErr w:type="spellEnd"/>
+            <w:r>
+              <w:rPr>
+                <w:rFonts w:ascii="Arial" w:hAnsi="Arial" w:cs="Arial"/>
+                <w:sz w:val="24"/>
+                <w:szCs w:val="24"/>
+              </w:rPr>
+              <w:tab/>
+            </w:r>
+            <w:r>
+              <w:rPr>
+                <w:rFonts w:ascii="Arial" w:hAnsi="Arial" w:cs="Arial"/>
+                <w:sz w:val="24"/>
+                <w:szCs w:val="24"/>
+              </w:rPr>
+              <w:tab/>
+            </w:r>
+            <w:r>
+              <w:rPr>
+                <w:rFonts w:ascii="Arial" w:hAnsi="Arial" w:cs="Arial"/>
+                <w:sz w:val="24"/>
+                <w:szCs w:val="24"/>
+              </w:rPr>
+              <w:tab/>
+            </w:r>
+            <w:r>
+              <w:rPr>
+                <w:rFonts w:ascii="Arial" w:hAnsi="Arial" w:cs="Arial"/>
+                <w:sz w:val="24"/>
+                <w:szCs w:val="24"/>
+              </w:rPr>
+              <w:t>:</w:t>
+            </w:r>
+          </w:p>
+        </w:tc>
+        <w:tc>
+          <w:tcPr>
+            <w:tcW w:w="6918" w:type="dxa"/>
+          </w:tcPr>
+          <w:p>
+            <w:pPr>
+              <w:pStyle w:val="BodyText"/>
+              <w:spacing w:line="360" w:lineRule="auto"/>
+              <w:ind w:left="7"/>
+              <w:jc w:val="both"/>
+              <w:rPr>
+                <w:rFonts w:ascii="Arial" w:hAnsi="Arial" w:cs="Arial"/>
+                <w:sz w:val="24"/>
+                <w:szCs w:val="24"/>
+              </w:rPr>
+            </w:pPr>
+            <w:r>
+              <w:rPr>
+                <w:rFonts w:ascii="Arial" w:hAnsi="Arial" w:cs="Arial"/>
+                <w:sz w:val="24"/>
+                <w:szCs w:val="24"/>
+              </w:rPr>
+              <w:t>{{</w:t>
+            </w:r>
+            <w:proofErr w:type="spellStart"/>
+            <w:r>
+              <w:rPr>
+                <w:rFonts w:ascii="Arial" w:hAnsi="Arial" w:cs="Arial"/>
+                <w:sz w:val="24"/>
+                <w:szCs w:val="24"/>
+              </w:rPr>
+              <w:t>pekerjaan</w:t>
+            </w:r>
+            <w:proofErr w:type="spellEnd"/>
+            <w:r>
+              <w:rPr>
+                <w:rFonts w:ascii="Arial" w:hAnsi="Arial" w:cs="Arial"/>
+                <w:sz w:val="24"/>
+                <w:szCs w:val="24"/>
+              </w:rPr>
+              <w:t>}}</w:t>
+            </w:r>
+          </w:p>
+        </w:tc>
+      </w:tr>
+      <w:tr>
+        <w:tc>
+          <w:tcPr>
+            <w:tcW w:w="3686" w:type="dxa"/>
+          </w:tcPr>
+          <w:p>
+            <w:pPr>
+              <w:pStyle w:val="BodyText"/>
+              <w:spacing w:line="360" w:lineRule="auto"/>
+              <w:ind w:left="720"/>
+              <w:jc w:val="both"/>
+              <w:rPr>
+                <w:rFonts w:ascii="Arial" w:hAnsi="Arial" w:cs="Arial"/>
+                <w:sz w:val="24"/>
+                <w:szCs w:val="24"/>
+              </w:rPr>
+            </w:pPr>
+            <w:r>
+              <w:rPr>
+                <w:rFonts w:ascii="Arial" w:hAnsi="Arial" w:cs="Arial"/>
+                <w:sz w:val="24"/>
+                <w:szCs w:val="24"/>
+              </w:rPr>
+              <w:t>Alamat</w:t>
+            </w:r>
+            <w:r>
+              <w:rPr>
+                <w:rFonts w:ascii="Arial" w:hAnsi="Arial" w:cs="Arial"/>
+                <w:sz w:val="24"/>
+                <w:szCs w:val="24"/>
+              </w:rPr>
+              <w:tab/>
+            </w:r>
+            <w:r>
+              <w:rPr>
+                <w:rFonts w:ascii="Arial" w:hAnsi="Arial" w:cs="Arial"/>
+                <w:sz w:val="24"/>
+                <w:szCs w:val="24"/>
+              </w:rPr>
+              <w:tab/>
+            </w:r>
+            <w:r>
+              <w:rPr>
+                <w:rFonts w:ascii="Arial" w:hAnsi="Arial" w:cs="Arial"/>
+                <w:sz w:val="24"/>
+                <w:szCs w:val="24"/>
+              </w:rPr>
+              <w:tab/>
+            </w:r>
+            <w:r>
+              <w:rPr>
+                <w:rFonts w:ascii="Arial" w:hAnsi="Arial" w:cs="Arial"/>
+                <w:sz w:val="24"/>
+                <w:szCs w:val="24"/>
+              </w:rPr>
+              <w:t>:</w:t>
+            </w:r>
+          </w:p>
+        </w:tc>
+        <w:tc>
+          <w:tcPr>
+            <w:tcW w:w="6918" w:type="dxa"/>
+          </w:tcPr>
+          <w:p>
+            <w:pPr>
+              <w:pStyle w:val="BodyText"/>
+              <w:spacing w:line="360" w:lineRule="auto"/>
+              <w:ind w:left="7"/>
+              <w:jc w:val="both"/>
+              <w:rPr>
+                <w:rFonts w:ascii="Arial" w:hAnsi="Arial" w:cs="Arial"/>
+                <w:sz w:val="24"/>
+                <w:szCs w:val="24"/>
+              </w:rPr>
+            </w:pPr>
+            <w:r>
+              <w:rPr>
+                <w:rFonts w:ascii="Arial" w:hAnsi="Arial" w:cs="Arial"/>
+                <w:sz w:val="24"/>
+                <w:szCs w:val="24"/>
+              </w:rPr>
+              <w:t>{{</w:t>
+            </w:r>
+            <w:proofErr w:type="spellStart"/>
+            <w:r>
+              <w:rPr>
+                <w:rFonts w:ascii="Arial" w:hAnsi="Arial" w:cs="Arial"/>
+                <w:sz w:val="24"/>
+                <w:szCs w:val="24"/>
+              </w:rPr>
+              <w:t>alamat</w:t>
+            </w:r>
+            <w:proofErr w:type="spellEnd"/>
+            <w:r>
+              <w:rPr>
+                <w:rFonts w:ascii="Arial" w:hAnsi="Arial" w:cs="Arial"/>
+                <w:sz w:val="24"/>
+                <w:szCs w:val="24"/>
+              </w:rPr>
+              <w:t>}}</w:t>
+            </w:r>
+          </w:p>
+        </w:tc>
+      </w:tr>
+      <w:tr>
+        <w:tc>
+          <w:tcPr>
+            <w:tcW w:w="3686" w:type="dxa"/>
+          </w:tcPr>
+          <w:p>
+            <w:pPr>
+              <w:pStyle w:val="BodyText"/>
+              <w:spacing w:line="360" w:lineRule="auto"/>
+              <w:ind w:left="720"/>
+              <w:jc w:val="both"/>
+              <w:rPr>
+                <w:rFonts w:ascii="Arial" w:hAnsi="Arial" w:cs="Arial"/>
+                <w:sz w:val="24"/>
+                <w:szCs w:val="24"/>
+              </w:rPr>
+            </w:pPr>
+            <w:proofErr w:type="spellStart"/>
+            <w:r>
+              <w:rPr>
+                <w:rFonts w:ascii="Arial" w:hAnsi="Arial" w:cs="Arial"/>
+                <w:sz w:val="24"/>
+                <w:szCs w:val="24"/>
+              </w:rPr>
+              <w:t>Mempunyai</w:t>
+            </w:r>
+            <w:proofErr w:type="spellEnd"/>
+            <w:r>
+              <w:rPr>
+                <w:rFonts w:ascii="Arial" w:hAnsi="Arial" w:cs="Arial"/>
+                <w:sz w:val="24"/>
+                <w:szCs w:val="24"/>
+              </w:rPr>
+              <w:t xml:space="preserve"> </w:t>
+            </w:r>
+            <w:proofErr w:type="spellStart"/>
+            <w:r>
+              <w:rPr>
+                <w:rFonts w:ascii="Arial" w:hAnsi="Arial" w:cs="Arial"/>
+                <w:sz w:val="24"/>
+                <w:szCs w:val="24"/>
+              </w:rPr>
+              <w:t>usaha</w:t>
+            </w:r>
+            <w:proofErr w:type="spellEnd"/>
+            <w:r>
+              <w:rPr>
+                <w:rFonts w:ascii="Arial" w:hAnsi="Arial" w:cs="Arial"/>
+                <w:sz w:val="24"/>
+                <w:szCs w:val="24"/>
+              </w:rPr>
+              <w:tab/>
+            </w:r>
+            <w:r>
+              <w:rPr>
+                <w:rFonts w:ascii="Arial" w:hAnsi="Arial" w:cs="Arial"/>
+                <w:sz w:val="24"/>
+                <w:szCs w:val="24"/>
+              </w:rPr>
+              <w:tab/>
+              <w:t>:</w:t>
+            </w:r>
+          </w:p>
+        </w:tc>
+        <w:tc>
+          <w:tcPr>
+            <w:tcW w:w="6918" w:type="dxa"/>
+          </w:tcPr>
+          <w:p>
+            <w:pPr>
+              <w:pStyle w:val="BodyText"/>
+              <w:spacing w:line="360" w:lineRule="auto"/>
+              <w:ind w:left="7"/>
+              <w:jc w:val="both"/>
+              <w:rPr>
+                <w:rFonts w:ascii="Arial" w:hAnsi="Arial" w:cs="Arial"/>
+                <w:sz w:val="24"/>
+                <w:szCs w:val="24"/>
+              </w:rPr>
+            </w:pPr>
+            <w:r>
+              <w:rPr>
+                <w:rFonts w:ascii="Arial" w:hAnsi="Arial" w:cs="Arial"/>
+                <w:sz w:val="24"/>
+                <w:szCs w:val="24"/>
+              </w:rPr>
+              <w:t>{{</w:t>
+            </w:r>
+            <w:proofErr w:type="spellStart"/>
+            <w:r>
+              <w:rPr>
+                <w:rFonts w:ascii="Arial" w:hAnsi="Arial" w:cs="Arial"/>
+                <w:sz w:val="24"/>
+                <w:szCs w:val="24"/>
+              </w:rPr>
+              <w:t>jenis_usaha</w:t>
+            </w:r>
+            <w:proofErr w:type="spellEnd"/>
+            <w:r>
+              <w:rPr>
+                <w:rFonts w:ascii="Arial" w:hAnsi="Arial" w:cs="Arial"/>
+                <w:sz w:val="24"/>
+                <w:szCs w:val="24"/>
+              </w:rPr>
+              <w:t>}}</w:t>
+            </w:r>
+          </w:p>
+        </w:tc>
+      </w:tr>
+      <w:tr>
+        <w:tc>
+          <w:tcPr>
+            <w:tcW w:w="3686" w:type="dxa"/>
+          </w:tcPr>
+          <w:p>
+            <w:pPr>
+              <w:pStyle w:val="BodyText"/>
+              <w:spacing w:line="360" w:lineRule="auto"/>
+              <w:ind w:left="720"/>
+              <w:jc w:val="both"/>
+              <w:rPr>
+                <w:rFonts w:ascii="Arial" w:hAnsi="Arial" w:cs="Arial"/>
+                <w:sz w:val="24"/>
+                <w:szCs w:val="24"/>
+              </w:rPr>
+            </w:pPr>
+            <w:r>
+              <w:rPr>
+                <w:rFonts w:ascii="Arial" w:hAnsi="Arial" w:cs="Arial"/>
+                <w:sz w:val="24"/>
+                <w:szCs w:val="24"/>
+              </w:rPr>
+              <w:t>Nama Usaha</w:t>
+            </w:r>
+            <w:r>
+              <w:rPr>
+                <w:rFonts w:ascii="Arial" w:hAnsi="Arial" w:cs="Arial"/>
+                <w:sz w:val="24"/>
+                <w:szCs w:val="24"/>
+              </w:rPr>
+              <w:tab/>
+            </w:r>
+            <w:r>
+              <w:rPr>
+                <w:rFonts w:ascii="Arial" w:hAnsi="Arial" w:cs="Arial"/>
+                <w:sz w:val="24"/>
+                <w:szCs w:val="24"/>
+              </w:rPr>
+              <w:tab/>
+            </w:r>
+            <w:r>
+              <w:rPr>
+                <w:rFonts w:ascii="Arial" w:hAnsi="Arial" w:cs="Arial"/>
+                <w:sz w:val="24"/>
+                <w:szCs w:val="24"/>
+              </w:rPr>
+              <w:tab/>
+              <w:t>:</w:t>
+            </w:r>
+          </w:p>
+        </w:tc>
+        <w:tc>
+          <w:tcPr>
+            <w:tcW w:w="6918" w:type="dxa"/>
+          </w:tcPr>
+          <w:p>
+            <w:pPr>
+              <w:pStyle w:val="BodyText"/>
+              <w:spacing w:line="360" w:lineRule="auto"/>
+              <w:ind w:left="7"/>
+              <w:jc w:val="both"/>
+              <w:rPr>
+                <w:rFonts w:ascii="Arial" w:hAnsi="Arial" w:cs="Arial"/>
+                <w:sz w:val="24"/>
+                <w:szCs w:val="24"/>
+              </w:rPr>
+            </w:pPr>
+            <w:r>
+              <w:rPr>
+                <w:rFonts w:ascii="Arial" w:hAnsi="Arial" w:cs="Arial"/>
+                <w:sz w:val="24"/>
+                <w:szCs w:val="24"/>
+              </w:rPr>
+              <w:t>{{</w:t>
+            </w:r>
+            <w:proofErr w:type="spellStart"/>
+            <w:r>
+              <w:rPr>
+                <w:rFonts w:ascii="Arial" w:hAnsi="Arial" w:cs="Arial"/>
+                <w:sz w:val="24"/>
+                <w:szCs w:val="24"/>
+              </w:rPr>
+              <w:t>nama_usaha</w:t>
+            </w:r>
+            <w:proofErr w:type="spellEnd"/>
+            <w:r>
+              <w:rPr>
+                <w:rFonts w:ascii="Arial" w:hAnsi="Arial" w:cs="Arial"/>
+                <w:sz w:val="24"/>
+                <w:szCs w:val="24"/>
+              </w:rPr>
+              <w:t>}}</w:t>
+            </w:r>
+          </w:p>
+        </w:tc>
+      </w:tr>
+      <w:tr>
+        <w:tc>
+          <w:tcPr>
+            <w:tcW w:w="3686" w:type="dxa"/>
+          </w:tcPr>
+          <w:p>
+            <w:pPr>
+              <w:pStyle w:val="BodyText"/>
+              <w:spacing w:line="360" w:lineRule="auto"/>
+              <w:ind w:left="720"/>
+              <w:jc w:val="both"/>
+              <w:rPr>
+                <w:rFonts w:ascii="Arial" w:hAnsi="Arial" w:cs="Arial"/>
+                <w:sz w:val="24"/>
+                <w:szCs w:val="24"/>
+              </w:rPr>
+            </w:pPr>
+            <w:r>
+              <w:rPr>
+                <w:rFonts w:ascii="Arial" w:hAnsi="Arial" w:cs="Arial"/>
+                <w:sz w:val="24"/>
+                <w:szCs w:val="24"/>
+              </w:rPr>
+              <w:t>Lama Usaha</w:t>
+            </w:r>
+            <w:r>
+              <w:rPr>
+                <w:rFonts w:ascii="Arial" w:hAnsi="Arial" w:cs="Arial"/>
+                <w:sz w:val="24"/>
+                <w:szCs w:val="24"/>
+              </w:rPr>
+              <w:tab/>
+            </w:r>
+            <w:r>
+              <w:rPr>
+                <w:rFonts w:ascii="Arial" w:hAnsi="Arial" w:cs="Arial"/>
+                <w:sz w:val="24"/>
+                <w:szCs w:val="24"/>
+              </w:rPr>
+              <w:tab/>
+            </w:r>
+            <w:r>
+              <w:rPr>
+                <w:rFonts w:ascii="Arial" w:hAnsi="Arial" w:cs="Arial"/>
+                <w:sz w:val="24"/>
+                <w:szCs w:val="24"/>
+              </w:rPr>
+              <w:tab/>
+              <w:t>:</w:t>
+            </w:r>
+          </w:p>
+        </w:tc>
+        <w:tc>
+          <w:tcPr>
+            <w:tcW w:w="6918" w:type="dxa"/>
+          </w:tcPr>
+          <w:p>
+            <w:pPr>
+              <w:pStyle w:val="BodyText"/>
+              <w:spacing w:line="360" w:lineRule="auto"/>
+              <w:ind w:left="7"/>
+              <w:jc w:val="both"/>
+              <w:rPr>
+                <w:rFonts w:ascii="Arial" w:hAnsi="Arial" w:cs="Arial"/>
+                <w:sz w:val="24"/>
+                <w:szCs w:val="24"/>
+              </w:rPr>
+            </w:pPr>
+            <w:r>
+              <w:rPr>
+                <w:rFonts w:ascii="Arial" w:hAnsi="Arial" w:cs="Arial"/>
+                <w:sz w:val="24"/>
+                <w:szCs w:val="24"/>
+              </w:rPr>
+              <w:t>{{</w:t>
+            </w:r>
+            <w:proofErr w:type="spellStart"/>
+            <w:r>
+              <w:rPr>
+                <w:rFonts w:ascii="Arial" w:hAnsi="Arial" w:cs="Arial"/>
+                <w:sz w:val="24"/>
+                <w:szCs w:val="24"/>
+              </w:rPr>
+              <w:t>lama_usaha</w:t>
+            </w:r>
+            <w:proofErr w:type="spellEnd"/>
+            <w:r>
+              <w:rPr>
+                <w:rFonts w:ascii="Arial" w:hAnsi="Arial" w:cs="Arial"/>
+                <w:sz w:val="24"/>
+                <w:szCs w:val="24"/>
+              </w:rPr>
+              <w:t>}}</w:t>
+            </w:r>
+          </w:p>
+        </w:tc>
+      </w:tr>
+      <w:tr>
+        <w:tc>
+          <w:tcPr>
+            <w:tcW w:w="3686" w:type="dxa"/>
+          </w:tcPr>
+          <w:p>
+            <w:pPr>
+              <w:pStyle w:val="BodyText"/>
+              <w:spacing w:line="360" w:lineRule="auto"/>
+              <w:ind w:left="720"/>
+              <w:jc w:val="both"/>
+              <w:rPr>
+                <w:rFonts w:ascii="Arial" w:hAnsi="Arial" w:cs="Arial"/>
+                <w:sz w:val="24"/>
+                <w:szCs w:val="24"/>
+              </w:rPr>
+            </w:pPr>
+            <w:r>
+              <w:rPr>
+                <w:rFonts w:ascii="Arial" w:hAnsi="Arial" w:cs="Arial"/>
+                <w:sz w:val="24"/>
+                <w:szCs w:val="24"/>
+              </w:rPr>
+              <w:t>Alamat Usaha</w:t>
+            </w:r>
+            <w:r>
+              <w:rPr>
+                <w:rFonts w:ascii="Arial" w:hAnsi="Arial" w:cs="Arial"/>
+                <w:sz w:val="24"/>
+                <w:szCs w:val="24"/>
+              </w:rPr>
+              <w:tab/>
+            </w:r>
+            <w:r>
+              <w:rPr>
+                <w:rFonts w:ascii="Arial" w:hAnsi="Arial" w:cs="Arial"/>
+                <w:sz w:val="24"/>
+                <w:szCs w:val="24"/>
+              </w:rPr>
+              <w:tab/>
+              <w:t>:</w:t>
+            </w:r>
+          </w:p>
+        </w:tc>
+        <w:tc>
+          <w:tcPr>
+            <w:tcW w:w="6918" w:type="dxa"/>
+          </w:tcPr>
+          <w:p>
+            <w:pPr>
+              <w:pStyle w:val="BodyText"/>
+              <w:spacing w:line="360" w:lineRule="auto"/>
+              <w:ind w:left="7"/>
+              <w:jc w:val="both"/>
+              <w:rPr>
+                <w:rFonts w:ascii="Arial" w:hAnsi="Arial" w:cs="Arial"/>
+                <w:sz w:val="24"/>
+                <w:szCs w:val="24"/>
+              </w:rPr>
+            </w:pPr>
+            <w:r>
+              <w:rPr>
+                <w:rFonts w:ascii="Arial" w:hAnsi="Arial" w:cs="Arial"/>
+                <w:sz w:val="24"/>
+                <w:szCs w:val="24"/>
+              </w:rPr>
+              <w:t>{{</w:t>
+            </w:r>
+            <w:proofErr w:type="spellStart"/>
+            <w:r>
+              <w:rPr>
+                <w:rFonts w:ascii="Arial" w:hAnsi="Arial" w:cs="Arial"/>
+                <w:sz w:val="24"/>
+                <w:szCs w:val="24"/>
+              </w:rPr>
+              <w:t>alamat_usaha</w:t>
+            </w:r>
+            <w:proofErr w:type="spellEnd"/>
+            <w:r>
+              <w:rPr>
+                <w:rFonts w:ascii="Arial" w:hAnsi="Arial" w:cs="Arial"/>
+                <w:sz w:val="24"/>
+                <w:szCs w:val="24"/>
+              </w:rPr>
+              <w:t>}}</w:t>
+            </w:r>
+          </w:p>
+        </w:tc>
+      </w:tr>
+    </w:tbl>
     <w:p>
       <w:pPr>
         <w:pStyle w:val="NoSpacing"/>
@@ -1206,61 +1860,8 @@
         <w:jc w:val="both"/>
         <w:rPr>
           <w:rFonts w:ascii="Arial" w:hAnsi="Arial" w:cs="Arial"/>
-          <w:b/>
-          <w:bCs/>
-          <w:sz w:val="22"/>
-          <w:szCs w:val="22"/>
         </w:rPr>
       </w:pPr>
-      <w:r>
-        <w:rPr>
-          <w:rFonts w:ascii="Arial" w:hAnsi="Arial" w:cs="Arial"/>
-        </w:rPr>
-        <w:tab/>
-        <w:t>Surat ke</w:t>
-      </w:r>
-      <w:r>
-        <w:rPr>
-          <w:rFonts w:ascii="Arial" w:hAnsi="Arial" w:cs="Arial"/>
-        </w:rPr>
-        <w:t xml:space="preserve">terangan ini dipergunakan untuk </w:t>
-      </w:r>
-      <w:r>
-        <w:rPr>
-          <w:rFonts w:ascii="Arial" w:hAnsi="Arial" w:cs="Arial"/>
-        </w:rPr>
-        <w:t xml:space="preserve">: </w:t>
-      </w:r>
-      <w:r>
-        <w:rPr>
-          <w:rFonts w:ascii="Arial" w:hAnsi="Arial" w:cs="Arial"/>
-          <w:b/>
-          <w:bCs/>
-          <w:sz w:val="22"/>
-          <w:szCs w:val="22"/>
-        </w:rPr>
-        <w:t xml:space="preserve">PENGAJUAN </w:t>
-      </w:r>
-      <w:r>
-        <w:rPr>
-          <w:rFonts w:ascii="Arial" w:hAnsi="Arial" w:cs="Arial"/>
-          <w:b/>
-          <w:bCs/>
-          <w:sz w:val="22"/>
-          <w:szCs w:val="22"/>
-        </w:rPr>
-        <w:t>KUR KE BANK BRI</w:t>
-      </w:r>
-      <w:r>
-        <w:rPr>
-          <w:rFonts w:ascii="Arial" w:hAnsi="Arial" w:cs="Arial"/>
-          <w:b/>
-          <w:bCs/>
-          <w:sz w:val="22"/>
-          <w:szCs w:val="22"/>
-        </w:rPr>
-        <w:t>.</w:t>
-      </w:r>
     </w:p>
     <w:p>
       <w:pPr>
@@ -1269,19 +1870,149 @@
         <w:ind w:firstLine="720"/>
         <w:jc w:val="both"/>
         <w:rPr>
-          <w:rStyle w:val="Strong"/>
-          <w:rFonts w:ascii="Arial" w:hAnsi="Arial" w:cs="Arial"/>
-          <w:b w:val="0"/>
+          <w:rFonts w:ascii="Arial" w:hAnsi="Arial" w:cs="Arial"/>
+          <w:b/>
+          <w:bCs/>
+          <w:sz w:val="22"/>
+          <w:szCs w:val="22"/>
         </w:rPr>
       </w:pPr>
       <w:r>
         <w:rPr>
-          <w:rStyle w:val="Strong"/>
-          <w:rFonts w:ascii="Arial" w:hAnsi="Arial" w:cs="Arial"/>
-          <w:b w:val="0"/>
-        </w:rPr>
-        <w:t xml:space="preserve">Demikian </w:t>
-      </w:r>
+          <w:rFonts w:ascii="Arial" w:hAnsi="Arial" w:cs="Arial"/>
+        </w:rPr>
+        <w:t xml:space="preserve">Surat </w:t>
+      </w:r>
+      <w:proofErr w:type="spellStart"/>
+      <w:r>
+        <w:rPr>
+          <w:rFonts w:ascii="Arial" w:hAnsi="Arial" w:cs="Arial"/>
+        </w:rPr>
+        <w:t>keterangan</w:t>
+      </w:r>
+      <w:proofErr w:type="spellEnd"/>
+      <w:r>
+        <w:rPr>
+          <w:rFonts w:ascii="Arial" w:hAnsi="Arial" w:cs="Arial"/>
+        </w:rPr>
+        <w:t xml:space="preserve"> </w:t>
+      </w:r>
+      <w:proofErr w:type="spellStart"/>
+      <w:r>
+        <w:rPr>
+          <w:rFonts w:ascii="Arial" w:hAnsi="Arial" w:cs="Arial"/>
+        </w:rPr>
+        <w:t>ini</w:t>
+      </w:r>
+      <w:proofErr w:type="spellEnd"/>
+      <w:r>
+        <w:rPr>
+          <w:rFonts w:ascii="Arial" w:hAnsi="Arial" w:cs="Arial"/>
+        </w:rPr>
+        <w:t xml:space="preserve"> </w:t>
+      </w:r>
+      <w:proofErr w:type="spellStart"/>
+      <w:r>
+        <w:rPr>
+          <w:rFonts w:ascii="Arial" w:hAnsi="Arial" w:cs="Arial"/>
+        </w:rPr>
+        <w:t>dipergunakan</w:t>
+      </w:r>
+      <w:proofErr w:type="spellEnd"/>
+      <w:r>
+        <w:rPr>
+          <w:rFonts w:ascii="Arial" w:hAnsi="Arial" w:cs="Arial"/>
+        </w:rPr>
+        <w:t xml:space="preserve"> </w:t>
+      </w:r>
+      <w:proofErr w:type="spellStart"/>
+      <w:proofErr w:type="gramStart"/>
+      <w:r>
+        <w:rPr>
+          <w:rFonts w:ascii="Arial" w:hAnsi="Arial" w:cs="Arial"/>
+        </w:rPr>
+        <w:t>untuk</w:t>
+      </w:r>
+      <w:proofErr w:type="spellEnd"/>
+      <w:r>
+        <w:rPr>
+          <w:rFonts w:ascii="Arial" w:hAnsi="Arial" w:cs="Arial"/>
+        </w:rPr>
+        <w:t xml:space="preserve"> :</w:t>
+      </w:r>
+      <w:proofErr w:type="gramEnd"/>
+      <w:r>
+        <w:rPr>
+          <w:rFonts w:ascii="Arial" w:hAnsi="Arial" w:cs="Arial"/>
+        </w:rPr>
+        <w:t xml:space="preserve"> </w:t>
+      </w:r>
+      <w:r>
+        <w:rPr>
+          <w:rFonts w:ascii="Arial" w:hAnsi="Arial" w:cs="Arial"/>
+          <w:b/>
+          <w:bCs/>
+        </w:rPr>
+        <w:t>{{</w:t>
+      </w:r>
+      <w:proofErr w:type="spellStart"/>
+      <w:r>
+        <w:rPr>
+          <w:rFonts w:ascii="Arial" w:hAnsi="Arial" w:cs="Arial"/>
+          <w:b/>
+          <w:bCs/>
+        </w:rPr>
+        <w:t>keperluan</w:t>
+      </w:r>
+      <w:proofErr w:type="spellEnd"/>
+      <w:r>
+        <w:rPr>
+          <w:rFonts w:ascii="Arial" w:hAnsi="Arial" w:cs="Arial"/>
+          <w:b/>
+          <w:bCs/>
+        </w:rPr>
+        <w:t>}}</w:t>
+      </w:r>
+      <w:r>
+        <w:rPr>
+          <w:rFonts w:ascii="Arial" w:hAnsi="Arial" w:cs="Arial"/>
+          <w:b/>
+          <w:bCs/>
+        </w:rPr>
+        <w:t>.</w:t>
+      </w:r>
+    </w:p>
+    <w:p>
+      <w:pPr>
+        <w:pStyle w:val="NoSpacing"/>
+        <w:spacing w:line="360" w:lineRule="auto"/>
+        <w:ind w:firstLine="720"/>
+        <w:jc w:val="both"/>
+        <w:rPr>
+          <w:rStyle w:val="Strong"/>
+          <w:rFonts w:ascii="Arial" w:hAnsi="Arial" w:cs="Arial"/>
+          <w:b w:val="0"/>
+        </w:rPr>
+      </w:pPr>
+      <w:proofErr w:type="spellStart"/>
+      <w:r>
+        <w:rPr>
+          <w:rStyle w:val="Strong"/>
+          <w:rFonts w:ascii="Arial" w:hAnsi="Arial" w:cs="Arial"/>
+          <w:b w:val="0"/>
+        </w:rPr>
+        <w:t>Demikian</w:t>
+      </w:r>
+      <w:proofErr w:type="spellEnd"/>
+      <w:r>
+        <w:rPr>
+          <w:rStyle w:val="Strong"/>
+          <w:rFonts w:ascii="Arial" w:hAnsi="Arial" w:cs="Arial"/>
+          <w:b w:val="0"/>
+        </w:rPr>
+        <w:t xml:space="preserve"> </w:t>
+      </w:r>
+      <w:proofErr w:type="spellStart"/>
       <w:r>
         <w:rPr>
           <w:rStyle w:val="Strong"/>
@@ -1296,15 +2027,98 @@
           <w:rFonts w:ascii="Arial" w:hAnsi="Arial" w:cs="Arial"/>
           <w:b w:val="0"/>
         </w:rPr>
-        <w:t xml:space="preserve">urat </w:t>
-      </w:r>
-      <w:r>
-        <w:rPr>
-          <w:rStyle w:val="Strong"/>
-          <w:rFonts w:ascii="Arial" w:hAnsi="Arial" w:cs="Arial"/>
-          <w:b w:val="0"/>
-        </w:rPr>
-        <w:t>keterangan ini dibuat dengan sebenarnya</w:t>
+        <w:t>urat</w:t>
+      </w:r>
+      <w:proofErr w:type="spellEnd"/>
+      <w:r>
+        <w:rPr>
+          <w:rStyle w:val="Strong"/>
+          <w:rFonts w:ascii="Arial" w:hAnsi="Arial" w:cs="Arial"/>
+          <w:b w:val="0"/>
+        </w:rPr>
+        <w:t xml:space="preserve"> </w:t>
+      </w:r>
+      <w:proofErr w:type="spellStart"/>
+      <w:r>
+        <w:rPr>
+          <w:rStyle w:val="Strong"/>
+          <w:rFonts w:ascii="Arial" w:hAnsi="Arial" w:cs="Arial"/>
+          <w:b w:val="0"/>
+        </w:rPr>
+        <w:t>keterangan</w:t>
+      </w:r>
+      <w:proofErr w:type="spellEnd"/>
+      <w:r>
+        <w:rPr>
+          <w:rStyle w:val="Strong"/>
+          <w:rFonts w:ascii="Arial" w:hAnsi="Arial" w:cs="Arial"/>
+          <w:b w:val="0"/>
+        </w:rPr>
+        <w:t xml:space="preserve"> </w:t>
+      </w:r>
+      <w:proofErr w:type="spellStart"/>
+      <w:r>
+        <w:rPr>
+          <w:rStyle w:val="Strong"/>
+          <w:rFonts w:ascii="Arial" w:hAnsi="Arial" w:cs="Arial"/>
+          <w:b w:val="0"/>
+        </w:rPr>
+        <w:t>ini</w:t>
+      </w:r>
+      <w:proofErr w:type="spellEnd"/>
+      <w:r>
+        <w:rPr>
+          <w:rStyle w:val="Strong"/>
+          <w:rFonts w:ascii="Arial" w:hAnsi="Arial" w:cs="Arial"/>
+          <w:b w:val="0"/>
+        </w:rPr>
+        <w:t xml:space="preserve"> </w:t>
+      </w:r>
+      <w:proofErr w:type="spellStart"/>
+      <w:r>
+        <w:rPr>
+          <w:rStyle w:val="Strong"/>
+          <w:rFonts w:ascii="Arial" w:hAnsi="Arial" w:cs="Arial"/>
+          <w:b w:val="0"/>
+        </w:rPr>
+        <w:t>dibuat</w:t>
+      </w:r>
+      <w:proofErr w:type="spellEnd"/>
+      <w:r>
+        <w:rPr>
+          <w:rStyle w:val="Strong"/>
+          <w:rFonts w:ascii="Arial" w:hAnsi="Arial" w:cs="Arial"/>
+          <w:b w:val="0"/>
+        </w:rPr>
+        <w:t xml:space="preserve"> </w:t>
+      </w:r>
+      <w:proofErr w:type="spellStart"/>
+      <w:r>
+        <w:rPr>
+          <w:rStyle w:val="Strong"/>
+          <w:rFonts w:ascii="Arial" w:hAnsi="Arial" w:cs="Arial"/>
+          <w:b w:val="0"/>
+        </w:rPr>
+        <w:t>dengan</w:t>
+      </w:r>
+      <w:proofErr w:type="spellEnd"/>
+      <w:r>
+        <w:rPr>
+          <w:rStyle w:val="Strong"/>
+          <w:rFonts w:ascii="Arial" w:hAnsi="Arial" w:cs="Arial"/>
+          <w:b w:val="0"/>
+        </w:rPr>
+        <w:t xml:space="preserve"> </w:t>
+      </w:r>
+      <w:proofErr w:type="spellStart"/>
+      <w:proofErr w:type="gramStart"/>
+      <w:r>
+        <w:rPr>
+          <w:rStyle w:val="Strong"/>
+          <w:rFonts w:ascii="Arial" w:hAnsi="Arial" w:cs="Arial"/>
+          <w:b w:val="0"/>
+        </w:rPr>
+        <w:t>sebenarnya</w:t>
       </w:r>
       <w:r>
         <w:rPr>
@@ -1320,16 +2134,82 @@
           <w:rFonts w:ascii="Arial" w:hAnsi="Arial" w:cs="Arial"/>
           <w:b w:val="0"/>
         </w:rPr>
-        <w:t xml:space="preserve">serta </w:t>
-      </w:r>
-      <w:r>
-        <w:rPr>
-          <w:rStyle w:val="Strong"/>
-          <w:rFonts w:ascii="Arial" w:hAnsi="Arial" w:cs="Arial"/>
-          <w:b w:val="0"/>
-        </w:rPr>
-        <w:t>dapat dipergunakan sebagaimana mestinya</w:t>
-      </w:r>
+        <w:t>serta</w:t>
+      </w:r>
+      <w:proofErr w:type="spellEnd"/>
+      <w:proofErr w:type="gramEnd"/>
+      <w:r>
+        <w:rPr>
+          <w:rStyle w:val="Strong"/>
+          <w:rFonts w:ascii="Arial" w:hAnsi="Arial" w:cs="Arial"/>
+          <w:b w:val="0"/>
+        </w:rPr>
+        <w:t xml:space="preserve"> </w:t>
+      </w:r>
+      <w:proofErr w:type="spellStart"/>
+      <w:r>
+        <w:rPr>
+          <w:rStyle w:val="Strong"/>
+          <w:rFonts w:ascii="Arial" w:hAnsi="Arial" w:cs="Arial"/>
+          <w:b w:val="0"/>
+        </w:rPr>
+        <w:t>dapat</w:t>
+      </w:r>
+      <w:proofErr w:type="spellEnd"/>
+      <w:r>
+        <w:rPr>
+          <w:rStyle w:val="Strong"/>
+          <w:rFonts w:ascii="Arial" w:hAnsi="Arial" w:cs="Arial"/>
+          <w:b w:val="0"/>
+        </w:rPr>
+        <w:t xml:space="preserve"> </w:t>
+      </w:r>
+      <w:proofErr w:type="spellStart"/>
+      <w:r>
+        <w:rPr>
+          <w:rStyle w:val="Strong"/>
+          <w:rFonts w:ascii="Arial" w:hAnsi="Arial" w:cs="Arial"/>
+          <w:b w:val="0"/>
+        </w:rPr>
+        <w:t>dipergunakan</w:t>
+      </w:r>
+      <w:proofErr w:type="spellEnd"/>
+      <w:r>
+        <w:rPr>
+          <w:rStyle w:val="Strong"/>
+          <w:rFonts w:ascii="Arial" w:hAnsi="Arial" w:cs="Arial"/>
+          <w:b w:val="0"/>
+        </w:rPr>
+        <w:t xml:space="preserve"> </w:t>
+      </w:r>
+      <w:proofErr w:type="spellStart"/>
+      <w:r>
+        <w:rPr>
+          <w:rStyle w:val="Strong"/>
+          <w:rFonts w:ascii="Arial" w:hAnsi="Arial" w:cs="Arial"/>
+          <w:b w:val="0"/>
+        </w:rPr>
+        <w:t>sebagaimana</w:t>
+      </w:r>
+      <w:proofErr w:type="spellEnd"/>
+      <w:r>
+        <w:rPr>
+          <w:rStyle w:val="Strong"/>
+          <w:rFonts w:ascii="Arial" w:hAnsi="Arial" w:cs="Arial"/>
+          <w:b w:val="0"/>
+        </w:rPr>
+        <w:t xml:space="preserve"> </w:t>
+      </w:r>
+      <w:proofErr w:type="spellStart"/>
+      <w:r>
+        <w:rPr>
+          <w:rStyle w:val="Strong"/>
+          <w:rFonts w:ascii="Arial" w:hAnsi="Arial" w:cs="Arial"/>
+          <w:b w:val="0"/>
+        </w:rPr>
+        <w:t>mestinya</w:t>
+      </w:r>
+      <w:proofErr w:type="spellEnd"/>
       <w:r>
         <w:rPr>
           <w:rStyle w:val="Strong"/>
@@ -1386,55 +2266,49 @@
                 <w:rFonts w:ascii="Arial" w:hAnsi="Arial" w:cs="Arial"/>
               </w:rPr>
             </w:pPr>
+            <w:proofErr w:type="spellStart"/>
             <w:r>
               <w:rPr>
                 <w:rStyle w:val="Strong"/>
                 <w:rFonts w:ascii="Arial" w:hAnsi="Arial" w:cs="Arial"/>
                 <w:b w:val="0"/>
               </w:rPr>
-              <w:t xml:space="preserve">Sidodadi, </w:t>
-            </w:r>
+              <w:t>Sidodadi</w:t>
+            </w:r>
+            <w:proofErr w:type="spellEnd"/>
             <w:r>
               <w:rPr>
                 <w:rStyle w:val="Strong"/>
                 <w:rFonts w:ascii="Arial" w:hAnsi="Arial" w:cs="Arial"/>
                 <w:b w:val="0"/>
               </w:rPr>
-              <w:t>14</w:t>
-            </w:r>
-            <w:bookmarkStart w:id="0" w:name="_GoBack"/>
-            <w:bookmarkEnd w:id="0"/>
+              <w:t xml:space="preserve">, </w:t>
+            </w:r>
             <w:r>
               <w:rPr>
                 <w:rStyle w:val="Strong"/>
                 <w:rFonts w:ascii="Arial" w:hAnsi="Arial" w:cs="Arial"/>
                 <w:b w:val="0"/>
               </w:rPr>
-              <w:t xml:space="preserve"> </w:t>
-            </w:r>
+              <w:t>{{</w:t>
+            </w:r>
+            <w:proofErr w:type="spellStart"/>
             <w:r>
               <w:rPr>
                 <w:rStyle w:val="Strong"/>
                 <w:rFonts w:ascii="Arial" w:hAnsi="Arial" w:cs="Arial"/>
                 <w:b w:val="0"/>
               </w:rPr>
-              <w:t>Juli</w:t>
-            </w:r>
+              <w:t>tanggal_surat</w:t>
+            </w:r>
+            <w:proofErr w:type="spellEnd"/>
             <w:r>
               <w:rPr>
                 <w:rStyle w:val="Strong"/>
                 <w:rFonts w:ascii="Arial" w:hAnsi="Arial" w:cs="Arial"/>
                 <w:b w:val="0"/>
               </w:rPr>
-              <w:t xml:space="preserve"> 202</w:t>
-            </w:r>
-            <w:r>
-              <w:rPr>
-                <w:rStyle w:val="Strong"/>
-                <w:rFonts w:ascii="Arial" w:hAnsi="Arial" w:cs="Arial"/>
-                <w:b w:val="0"/>
-              </w:rPr>
-              <w:t>6</w:t>
+              <w:t>}}</w:t>
             </w:r>
           </w:p>
         </w:tc>
@@ -1485,7 +2359,7 @@
                 <w:noProof/>
               </w:rPr>
               <w:drawing>
-                <wp:anchor distT="0" distB="0" distL="114300" distR="114300" simplePos="0" relativeHeight="251658240" behindDoc="0" locked="0" layoutInCell="1" allowOverlap="1">
+                <wp:anchor distT="0" distB="0" distL="114300" distR="114300" simplePos="0" relativeHeight="251658240" behindDoc="0" locked="0" layoutInCell="1" allowOverlap="1" wp14:anchorId="6B60EB07" wp14:editId="00255DAA">
                   <wp:simplePos x="0" y="0"/>
                   <wp:positionH relativeFrom="column">
                     <wp:posOffset>4029710</wp:posOffset>
@@ -1547,20 +2421,30 @@
                 </wp:anchor>
               </w:drawing>
             </w:r>
+            <w:proofErr w:type="spellStart"/>
             <w:r>
               <w:rPr>
                 <w:rStyle w:val="Strong"/>
                 <w:rFonts w:ascii="Arial" w:hAnsi="Arial" w:cs="Arial"/>
                 <w:b w:val="0"/>
               </w:rPr>
-              <w:t>Kepala Desa</w:t>
+              <w:t>Kepala</w:t>
+            </w:r>
+            <w:proofErr w:type="spellEnd"/>
+            <w:r>
+              <w:rPr>
+                <w:rStyle w:val="Strong"/>
+                <w:rFonts w:ascii="Arial" w:hAnsi="Arial" w:cs="Arial"/>
+                <w:b w:val="0"/>
+              </w:rPr>
+              <w:t xml:space="preserve"> Desa</w:t>
             </w:r>
             <w:r>
               <w:rPr>
                 <w:noProof/>
               </w:rPr>
               <w:drawing>
-                <wp:anchor distT="0" distB="0" distL="114300" distR="114300" simplePos="0" relativeHeight="251656192" behindDoc="0" locked="0" layoutInCell="1" allowOverlap="1">
+                <wp:anchor distT="0" distB="0" distL="114300" distR="114300" simplePos="0" relativeHeight="251656192" behindDoc="0" locked="0" layoutInCell="1" allowOverlap="1" wp14:anchorId="3486E873" wp14:editId="36904544">
                   <wp:simplePos x="0" y="0"/>
                   <wp:positionH relativeFrom="column">
                     <wp:posOffset>3743960</wp:posOffset>
@@ -1627,6 +2511,7 @@
               </w:rPr>
               <w:t xml:space="preserve"> </w:t>
             </w:r>
+            <w:proofErr w:type="spellStart"/>
             <w:r>
               <w:rPr>
                 <w:rStyle w:val="Strong"/>
@@ -1635,6 +2520,7 @@
               </w:rPr>
               <w:t>Sidodadi</w:t>
             </w:r>
+            <w:proofErr w:type="spellEnd"/>
           </w:p>
           <w:p>
             <w:pPr>
@@ -1692,6 +2578,7 @@
           </w:tcPr>
           <w:p>
             <w:pPr>
+              <w:jc w:val="center"/>
               <w:rPr>
                 <w:rStyle w:val="Strong"/>
                 <w:rFonts w:ascii="Arial" w:hAnsi="Arial" w:cs="Arial"/>
@@ -1702,14 +2589,7 @@
                 <w:rStyle w:val="Strong"/>
                 <w:rFonts w:ascii="Arial" w:hAnsi="Arial" w:cs="Arial"/>
               </w:rPr>
-              <w:t xml:space="preserve">                        </w:t>
-            </w:r>
-            <w:r>
-              <w:rPr>
-                <w:rFonts w:ascii="Arial" w:hAnsi="Arial" w:cs="Arial"/>
-                <w:b/>
-              </w:rPr>
-              <w:t>SOFI AMALIA</w:t>
+              <w:t>{{nama}}</w:t>
             </w:r>
           </w:p>
         </w:tc>
@@ -1774,7 +2654,7 @@
 </file>
 
 <file path=word/numbering.xml><?xml version="1.0" encoding="utf-8"?>
-<w:numbering xmlns:wpc="http://schemas.microsoft.com/office/word/2010/wordprocessingCanvas" xmlns:cx="http://schemas.microsoft.com/office/drawing/2014/chartex" xmlns:cx1="http://schemas.microsoft.com/office/drawing/2015/9/8/chartex" xmlns:mc="http://schemas.openxmlformats.org/markup-compatibility/2006" xmlns:o="urn:schemas-microsoft-com:office:office" xmlns:r="http://schemas.openxmlformats.org/officeDocument/2006/relationships" xmlns:m="http://schemas.openxmlformats.org/officeDocument/2006/math" xmlns:v="urn:schemas-microsoft-com:vml" xmlns:wp14="http://schemas.microsoft.com/office/word/2010/wordprocessingDrawing" xmlns:wp="http://schemas.openxmlformats.org/drawingml/2006/wordprocessingDrawing" xmlns:w10="urn:schemas-microsoft-com:office:word" xmlns:w="http://schemas.openxmlformats.org/wordprocessingml/2006/main" xmlns:w14="http://schemas.microsoft.com/office/word/2010/wordml" xmlns:w15="http://schemas.microsoft.com/office/word/2012/wordml" xmlns:w16se="http://schemas.microsoft.com/office/word/2015/wordml/symex" xmlns:wpg="http://schemas.microsoft.com/office/word/2010/wordprocessingGroup" xmlns:wpi="http://schemas.microsoft.com/office/word/2010/wordprocessingInk" xmlns:wne="http://schemas.microsoft.com/office/word/2006/wordml" xmlns:wps="http://schemas.microsoft.com/office/word/2010/wordprocessingShape" mc:Ignorable="w14 w15 w16se wp14">
+<w:numbering xmlns:wpc="http://schemas.microsoft.com/office/word/2010/wordprocessingCanvas" xmlns:cx="http://schemas.microsoft.com/office/drawing/2014/chartex" xmlns:cx1="http://schemas.microsoft.com/office/drawing/2015/9/8/chartex" xmlns:cx2="http://schemas.microsoft.com/office/drawing/2015/10/21/chartex" xmlns:cx3="http://schemas.microsoft.com/office/drawing/2016/5/9/chartex" xmlns:cx4="http://schemas.microsoft.com/office/drawing/2016/5/10/chartex" xmlns:cx5="http://schemas.microsoft.com/office/drawing/2016/5/11/chartex" xmlns:cx6="http://schemas.microsoft.com/office/drawing/2016/5/12/chartex" xmlns:cx7="http://schemas.microsoft.com/office/drawing/2016/5/13/chartex" xmlns:cx8="http://schemas.microsoft.com/office/drawing/2016/5/14/chartex" xmlns:mc="http://schemas.openxmlformats.org/markup-compatibility/2006" xmlns:aink="http://schemas.microsoft.com/office/drawing/2016/ink" xmlns:am3d="http://schemas.microsoft.com/office/drawing/2017/model3d" xmlns:o="urn:schemas-microsoft-com:office:office" xmlns:oel="http://schemas.microsoft.com/office/2019/extlst" xmlns:r="http://schemas.openxmlformats.org/officeDocument/2006/relationships" xmlns:m="http://schemas.openxmlformats.org/officeDocument/2006/math" xmlns:v="urn:schemas-microsoft-com:vml" xmlns:wp14="http://schemas.microsoft.com/office/word/2010/wordprocessingDrawing" xmlns:wp="http://schemas.openxmlformats.org/drawingml/2006/wordprocessingDrawing" xmlns:w10="urn:schemas-microsoft-com:office:word" xmlns:w="http://schemas.openxmlformats.org/wordprocessingml/2006/main" xmlns:w14="http://schemas.microsoft.com/office/word/2010/wordml" xmlns:w15="http://schemas.microsoft.com/office/word/2012/wordml" xmlns:w16cex="http://schemas.microsoft.com/office/word/2018/wordml/cex" xmlns:w16cid="http://schemas.microsoft.com/office/word/2016/wordml/cid" xmlns:w16="http://schemas.microsoft.com/office/word/2018/wordml" xmlns:w16du="http://schemas.microsoft.com/office/word/2023/wordml/word16du" xmlns:w16sdtdh="http://schemas.microsoft.com/office/word/2020/wordml/sdtdatahash" xmlns:w16sdtfl="http://schemas.microsoft.com/office/word/2024/wordml/sdtformatlock" xmlns:w16se="http://schemas.microsoft.com/office/word/2015/wordml/symex" xmlns:wpg="http://schemas.microsoft.com/office/word/2010/wordprocessingGroup" xmlns:wpi="http://schemas.microsoft.com/office/word/2010/wordprocessingInk" xmlns:wne="http://schemas.microsoft.com/office/word/2006/wordml" xmlns:wps="http://schemas.microsoft.com/office/word/2010/wordprocessingShape" mc:Ignorable="w14 w15 w16se w16cid w16 w16cex w16sdtdh w16sdtfl w16du wp14">
   <w:abstractNum w:abstractNumId="0" w15:restartNumberingAfterBreak="0">
     <w:nsid w:val="FFFFFF89"/>
     <w:multiLevelType w:val="singleLevel"/>
@@ -1885,17 +2765,17 @@
       </w:pPr>
     </w:lvl>
   </w:abstractNum>
-  <w:num w:numId="1">
+  <w:num w:numId="1" w16cid:durableId="1120761566">
     <w:abstractNumId w:val="0"/>
   </w:num>
-  <w:num w:numId="2">
+  <w:num w:numId="2" w16cid:durableId="2006320321">
     <w:abstractNumId w:val="1"/>
   </w:num>
 </w:numbering>
 </file>
 
 <file path=word/styles.xml><?xml version="1.0" encoding="utf-8"?>
-<w:styles xmlns:mc="http://schemas.openxmlformats.org/markup-compatibility/2006" xmlns:r="http://schemas.openxmlformats.org/officeDocument/2006/relationships" xmlns:w="http://schemas.openxmlformats.org/wordprocessingml/2006/main" xmlns:w14="http://schemas.microsoft.com/office/word/2010/wordml" xmlns:w15="http://schemas.microsoft.com/office/word/2012/wordml" xmlns:w16se="http://schemas.microsoft.com/office/word/2015/wordml/symex" mc:Ignorable="w14 w15 w16se">
+<w:styles xmlns:mc="http://schemas.openxmlformats.org/markup-compatibility/2006" xmlns:r="http://schemas.openxmlformats.org/officeDocument/2006/relationships" xmlns:w="http://schemas.openxmlformats.org/wordprocessingml/2006/main" xmlns:w14="http://schemas.microsoft.com/office/word/2010/wordml" xmlns:w15="http://schemas.microsoft.com/office/word/2012/wordml" xmlns:w16cex="http://schemas.microsoft.com/office/word/2018/wordml/cex" xmlns:w16cid="http://schemas.microsoft.com/office/word/2016/wordml/cid" xmlns:w16="http://schemas.microsoft.com/office/word/2018/wordml" xmlns:w16du="http://schemas.microsoft.com/office/word/2023/wordml/word16du" xmlns:w16sdtdh="http://schemas.microsoft.com/office/word/2020/wordml/sdtdatahash" xmlns:w16sdtfl="http://schemas.microsoft.com/office/word/2024/wordml/sdtformatlock" xmlns:w16se="http://schemas.microsoft.com/office/word/2015/wordml/symex" mc:Ignorable="w14 w15 w16se w16cid w16 w16cex w16sdtdh w16sdtfl w16du">
   <w:docDefaults>
     <w:rPrDefault>
       <w:rPr>
@@ -1905,7 +2785,7 @@
     </w:rPrDefault>
     <w:pPrDefault/>
   </w:docDefaults>
-  <w:latentStyles w:defLockedState="0" w:defUIPriority="0" w:defSemiHidden="0" w:defUnhideWhenUsed="0" w:defQFormat="0" w:count="371">
+  <w:latentStyles w:defLockedState="0" w:defUIPriority="0" w:defSemiHidden="0" w:defUnhideWhenUsed="0" w:defQFormat="0" w:count="376">
     <w:lsdException w:name="Normal" w:qFormat="1"/>
     <w:lsdException w:name="heading 1" w:qFormat="1"/>
     <w:lsdException w:name="heading 2" w:semiHidden="1" w:unhideWhenUsed="1" w:qFormat="1"/>
@@ -2269,6 +3149,11 @@
     <w:lsdException w:name="List Table 5 Dark Accent 6" w:uiPriority="50"/>
     <w:lsdException w:name="List Table 6 Colorful Accent 6" w:uiPriority="51"/>
     <w:lsdException w:name="List Table 7 Colorful Accent 6" w:uiPriority="52"/>
+    <w:lsdException w:name="Mention" w:semiHidden="1" w:uiPriority="99" w:unhideWhenUsed="1"/>
+    <w:lsdException w:name="Smart Hyperlink" w:semiHidden="1" w:uiPriority="99" w:unhideWhenUsed="1"/>
+    <w:lsdException w:name="Hashtag" w:semiHidden="1" w:uiPriority="99" w:unhideWhenUsed="1"/>
+    <w:lsdException w:name="Unresolved Mention" w:semiHidden="1" w:uiPriority="99" w:unhideWhenUsed="1"/>
+    <w:lsdException w:name="Smart Link" w:semiHidden="1" w:uiPriority="99" w:unhideWhenUsed="1"/>
   </w:latentStyles>
   <w:style w:type="paragraph" w:default="1" w:styleId="Normal">
     <w:name w:val="Normal"/>
@@ -2300,7 +3185,6 @@
   <w:style w:type="character" w:default="1" w:styleId="DefaultParagraphFont">
     <w:name w:val="Default Paragraph Font"/>
     <w:uiPriority w:val="1"/>
-    <w:semiHidden/>
     <w:unhideWhenUsed/>
   </w:style>
   <w:style w:type="table" w:default="1" w:styleId="TableNormal">
